--- a/Мануал_рекрутера.docx
+++ b/Мануал_рекрутера.docx
@@ -13,7 +13,7 @@
           <w:color w:val="1E7B45"/>
           <w:sz w:val="36"/>
         </w:rPr>
-        <w:t>Мануал рекрутера: как работать с агентом подбора</w:t>
+        <w:t>Мануал рекрутера: как работать в портале подбора</w:t>
       </w:r>
     </w:p>
     <w:p>
@@ -26,7 +26,7 @@
           <w:color w:val="1A1A1A"/>
           <w:sz w:val="22"/>
         </w:rPr>
-        <w:t>Внутренний документ. Версия 1.1 от 26.09.2026. Для специалистов по подбору и руководителя службы подбора.</w:t>
+        <w:t>Внутренний документ. Версия 2.0 от 30.10.2026 — пробная версия портала. Для специалистов по подбору и руководителя отдела персонала.</w:t>
       </w:r>
     </w:p>
     <w:p>
@@ -39,7 +39,20 @@
           <w:color w:val="1A1A1A"/>
           <w:sz w:val="22"/>
         </w:rPr>
-        <w:t>Читается за двадцать минут. Разделы 4 и 5 — главные: там про то, как объяснить агенту, кто нам нужен, и как его поправить, когда он носит не тех.</w:t>
+        <w:t>Читается за пятнадцать минут. Если некогда — прочитайте разделы 1, 3 и 4: вход, утренний экран и что делают кнопки.</w:t>
+      </w:r>
+    </w:p>
+    <w:p>
+      <w:pPr>
+        <w:spacing w:after="120"/>
+      </w:pPr>
+      <w:r>
+        <w:rPr>
+          <w:rFonts w:ascii="Arial" w:hAnsi="Arial"/>
+          <w:color w:val="1A1A1A"/>
+          <w:sz w:val="22"/>
+        </w:rPr>
+        <w:t>Подсказка есть почти у каждого элемента: задержите мышь на кнопке, вкладке, фото или балле на одну секунду — появится объяснение, что это и что будет, если нажать.</w:t>
       </w:r>
     </w:p>
     <w:p>
@@ -58,7 +71,7 @@
           <w:color w:val="1E7B45"/>
           <w:sz w:val="30"/>
         </w:rPr>
-        <w:t>0. Вход в систему</w:t>
+        <w:t>1. Вход</w:t>
       </w:r>
     </w:p>
     <w:p>
@@ -71,8 +84,172 @@
           <w:color w:val="1A1A1A"/>
           <w:sz w:val="22"/>
         </w:rPr>
-        <w:t>Система стоит на арендованном компанией хостинге, вход — под вашей учётной записью из 1С: отдельного логина и пароля для рабочего места не заводится. Что вы видите и что можете, зависит от роли: рекрутер работает со всей базой, ведёт людей и правит портреты должностей с отправкой на утверждение; руководитель отдела персонала дополнительно утверждает версии профилей, принимает решения по недельной сводке, меняет пороги и веса, получает отчёты и управляет доступом.</w:t>
+        <w:t>Портал работает на сервере компании и открывается только через защищённый туннель. Ссылки в интернете у него нет.</w:t>
       </w:r>
+    </w:p>
+    <w:p>
+      <w:pPr>
+        <w:pStyle w:val="ListNumber"/>
+      </w:pPr>
+      <w:r>
+        <w:rPr>
+          <w:rFonts w:ascii="Arial" w:hAnsi="Arial"/>
+          <w:color w:val="1A1A1A"/>
+          <w:sz w:val="22"/>
+        </w:rPr>
+        <w:t>Распакуйте архив, который вам выдали, в любую папку — например на рабочий стол. Все файлы должны лежать вместе.</w:t>
+      </w:r>
+    </w:p>
+    <w:p>
+      <w:pPr>
+        <w:pStyle w:val="ListNumber"/>
+      </w:pPr>
+      <w:r>
+        <w:rPr>
+          <w:rFonts w:ascii="Arial" w:hAnsi="Arial"/>
+          <w:color w:val="1A1A1A"/>
+          <w:sz w:val="22"/>
+        </w:rPr>
+        <w:t xml:space="preserve">Дважды щёлкните </w:t>
+      </w:r>
+      <w:r>
+        <w:rPr>
+          <w:rFonts w:ascii="Arial" w:hAnsi="Arial"/>
+          <w:b/>
+          <w:color w:val="1A1A1A"/>
+          <w:sz w:val="22"/>
+        </w:rPr>
+        <w:t>«Портал Рувер.cmd»</w:t>
+      </w:r>
+      <w:r>
+        <w:rPr>
+          <w:rFonts w:ascii="Arial" w:hAnsi="Arial"/>
+          <w:color w:val="1A1A1A"/>
+          <w:sz w:val="22"/>
+        </w:rPr>
+        <w:t>. Первый раз Windows может спросить, доверять ли файлу: «Подробнее» → «Выполнить в любом случае».</w:t>
+      </w:r>
+    </w:p>
+    <w:p>
+      <w:pPr>
+        <w:pStyle w:val="ListNumber"/>
+      </w:pPr>
+      <w:r>
+        <w:rPr>
+          <w:rFonts w:ascii="Arial" w:hAnsi="Arial"/>
+          <w:color w:val="1A1A1A"/>
+          <w:sz w:val="22"/>
+        </w:rPr>
+        <w:t xml:space="preserve">Откроется свёрнутое окно </w:t>
+      </w:r>
+      <w:r>
+        <w:rPr>
+          <w:rFonts w:ascii="Arial" w:hAnsi="Arial"/>
+          <w:b/>
+          <w:color w:val="1A1A1A"/>
+          <w:sz w:val="22"/>
+        </w:rPr>
+        <w:t>«Туннель к порталу»</w:t>
+      </w:r>
+      <w:r>
+        <w:rPr>
+          <w:rFonts w:ascii="Arial" w:hAnsi="Arial"/>
+          <w:color w:val="1A1A1A"/>
+          <w:sz w:val="22"/>
+        </w:rPr>
+        <w:t xml:space="preserve"> — не закрывайте его, пока работаете. Затем откроется браузер с порталом. Не загрузилось — подождите пять секунд и нажмите F5.</w:t>
+      </w:r>
+    </w:p>
+    <w:p>
+      <w:pPr>
+        <w:pStyle w:val="ListNumber"/>
+      </w:pPr>
+      <w:r>
+        <w:rPr>
+          <w:rFonts w:ascii="Arial" w:hAnsi="Arial"/>
+          <w:color w:val="1A1A1A"/>
+          <w:sz w:val="22"/>
+        </w:rPr>
+        <w:t>Войдите с логином и паролем из инструкции в архиве. Большие или маленькие буквы в логине не важны, в пароле — важны.</w:t>
+      </w:r>
+    </w:p>
+    <w:p>
+      <w:pPr>
+        <w:pStyle w:val="ListNumber"/>
+      </w:pPr>
+      <w:r>
+        <w:rPr>
+          <w:rFonts w:ascii="Arial" w:hAnsi="Arial"/>
+          <w:color w:val="1A1A1A"/>
+          <w:sz w:val="22"/>
+        </w:rPr>
+        <w:t>Закончили — нажмите «Выйти» вверху справа и закройте окно «Туннель».</w:t>
+      </w:r>
+    </w:p>
+    <w:p>
+      <w:pPr>
+        <w:spacing w:after="120"/>
+      </w:pPr>
+      <w:r>
+        <w:rPr>
+          <w:rFonts w:ascii="Arial" w:hAnsi="Arial"/>
+          <w:color w:val="1A1A1A"/>
+          <w:sz w:val="22"/>
+        </w:rPr>
+        <w:t>Файл с ключом в архиве — ваш личный пропуск. Никому его не пересылайте.</w:t>
+      </w:r>
+    </w:p>
+    <w:p>
+      <w:pPr>
+        <w:spacing w:after="120"/>
+      </w:pPr>
+      <w:r>
+        <w:rPr>
+          <w:rFonts w:ascii="Arial" w:hAnsi="Arial"/>
+          <w:color w:val="1A1A1A"/>
+          <w:sz w:val="22"/>
+        </w:rPr>
+        <w:t xml:space="preserve">Что вы видите и можете, зависит от роли. </w:t>
+      </w:r>
+      <w:r>
+        <w:rPr>
+          <w:rFonts w:ascii="Arial" w:hAnsi="Arial"/>
+          <w:b/>
+          <w:color w:val="1A1A1A"/>
+          <w:sz w:val="22"/>
+        </w:rPr>
+        <w:t>Рекрутер</w:t>
+      </w:r>
+      <w:r>
+        <w:rPr>
+          <w:rFonts w:ascii="Arial" w:hAnsi="Arial"/>
+          <w:color w:val="1A1A1A"/>
+          <w:sz w:val="22"/>
+        </w:rPr>
+        <w:t xml:space="preserve"> работает со всей базой, ведёт людей, заводит вакансии и правит портреты должностей. </w:t>
+      </w:r>
+      <w:r>
+        <w:rPr>
+          <w:rFonts w:ascii="Arial" w:hAnsi="Arial"/>
+          <w:b/>
+          <w:color w:val="1A1A1A"/>
+          <w:sz w:val="22"/>
+        </w:rPr>
+        <w:t>Руководитель отдела персонала</w:t>
+      </w:r>
+      <w:r>
+        <w:rPr>
+          <w:rFonts w:ascii="Arial" w:hAnsi="Arial"/>
+          <w:color w:val="1A1A1A"/>
+          <w:sz w:val="22"/>
+        </w:rPr>
+        <w:t xml:space="preserve"> дополнительно утверждает версии портретов, принимает решения по недельной сводке и запускает загрузку резюме.</w:t>
+      </w:r>
+    </w:p>
+    <w:p>
+      <w:pPr>
+        <w:spacing w:before="40" w:after="40"/>
+      </w:pPr>
     </w:p>
     <w:p>
       <w:pPr>
@@ -85,7 +262,7 @@
           <w:color w:val="1E7B45"/>
           <w:sz w:val="30"/>
         </w:rPr>
-        <w:t>1. Что делает агент и чего он не делает</w:t>
+        <w:t>2. Что делает агент и чего не делает</w:t>
       </w:r>
     </w:p>
     <w:p>
@@ -98,7 +275,24 @@
           <w:color w:val="1A1A1A"/>
           <w:sz w:val="22"/>
         </w:rPr>
-        <w:t>Каждое утро в 06:30 агент обходит площадки, забирает новые резюме, сравнивает их с описаниями наших должностей и смотрит, что изменилось у тех, за кем он уже наблюдает. В 08:30 вы получаете короткий список: кто появился, у кого что изменилось, кому пора напомнить.</w:t>
+        <w:t xml:space="preserve">Каждый день в </w:t>
+      </w:r>
+      <w:r>
+        <w:rPr>
+          <w:rFonts w:ascii="Arial" w:hAnsi="Arial"/>
+          <w:b/>
+          <w:color w:val="1A1A1A"/>
+          <w:sz w:val="22"/>
+        </w:rPr>
+        <w:t>18:00 по Москве</w:t>
+      </w:r>
+      <w:r>
+        <w:rPr>
+          <w:rFonts w:ascii="Arial" w:hAnsi="Arial"/>
+          <w:color w:val="1A1A1A"/>
+          <w:sz w:val="22"/>
+        </w:rPr>
+        <w:t xml:space="preserve"> агент сам обходит hh.ru по утверждённым портретам должностей: находит резюме, скачивает полные резюме тех, кто подходит, и выбирает на это весь остаток дневного лимита просмотров hh. Потом считает каждому человеку балл и подтягивает фото.</w:t>
       </w:r>
     </w:p>
     <w:p>
@@ -124,7 +318,7 @@
           <w:color w:val="1A1A1A"/>
           <w:sz w:val="22"/>
         </w:rPr>
-        <w:t>собирает резюме и убирает дубли;</w:t>
+        <w:t>собирает резюме и склеивает дубли одного человека;</w:t>
       </w:r>
     </w:p>
     <w:p>
@@ -137,7 +331,7 @@
           <w:color w:val="1A1A1A"/>
           <w:sz w:val="22"/>
         </w:rPr>
-        <w:t>считает соответствие каждому из наших профилей должностей и объясняет балл;</w:t>
+        <w:t>считает балл по каждому портрету должности и объясняет, из чего он сложился;</w:t>
       </w:r>
     </w:p>
     <w:p>
@@ -150,12 +344,12 @@
           <w:color w:val="1A1A1A"/>
           <w:sz w:val="22"/>
         </w:rPr>
-        <w:t>следит за изменениями в резюме: сменил работу, обновил резюме, открыл его для</w:t>
+        <w:t>замечает изменения: обновил резюме, сменил работу, поднял ожидания, открыл резюме для поиска;</w:t>
       </w:r>
     </w:p>
     <w:p>
       <w:pPr>
-        <w:spacing w:after="120"/>
+        <w:pStyle w:val="ListBullet"/>
       </w:pPr>
       <w:r>
         <w:rPr>
@@ -163,7 +357,7 @@
           <w:color w:val="1A1A1A"/>
           <w:sz w:val="22"/>
         </w:rPr>
-        <w:t>поиска, поднял ожидания, добавил навык;</w:t>
+        <w:t>готовит черновики писем и напоминаний;</w:t>
       </w:r>
     </w:p>
     <w:p>
@@ -176,12 +370,12 @@
           <w:color w:val="1A1A1A"/>
           <w:sz w:val="22"/>
         </w:rPr>
-        <w:t>готовит тексты писем, приглашений и напоминаний;</w:t>
+        <w:t>ведёт воронку и журнал изменений.</w:t>
       </w:r>
     </w:p>
     <w:p>
       <w:pPr>
-        <w:pStyle w:val="ListBullet"/>
+        <w:spacing w:after="120"/>
       </w:pPr>
       <w:r>
         <w:rPr>
@@ -189,20 +383,24 @@
           <w:color w:val="1A1A1A"/>
           <w:sz w:val="22"/>
         </w:rPr>
-        <w:t>ведёт статусы, считает воронку и собирает отчёт.</w:t>
+        <w:t xml:space="preserve">Без вашего нажатия он </w:t>
       </w:r>
-    </w:p>
-    <w:p>
-      <w:pPr>
-        <w:spacing w:after="120"/>
-      </w:pPr>
+      <w:r>
+        <w:rPr>
+          <w:rFonts w:ascii="Arial" w:hAnsi="Arial"/>
+          <w:b/>
+          <w:color w:val="1A1A1A"/>
+          <w:sz w:val="22"/>
+        </w:rPr>
+        <w:t>ничего не делает с человеком</w:t>
+      </w:r>
       <w:r>
         <w:rPr>
           <w:rFonts w:ascii="Arial" w:hAnsi="Arial"/>
           <w:color w:val="1A1A1A"/>
           <w:sz w:val="22"/>
         </w:rPr>
-        <w:t>Он не делает без вашего нажатия ничего из этого: не пишет кандидату, не звонит, не отправляет тестовое, не сообщает об отказе, не публикует вакансии, не вносит данные в 1С и не называет зарплату. Всё, что касается человека, приходит вам карточкой с кнопкой.</w:t>
+        <w:t>: не пишет, не звонит, не открывает контакт, не отказывает. Письма система вообще не отправляет: вы копируете готовый текст и отправляете сами — через hh, почту или мессенджер.</w:t>
       </w:r>
     </w:p>
     <w:p>
@@ -215,7 +413,7 @@
           <w:color w:val="1A1A1A"/>
           <w:sz w:val="22"/>
         </w:rPr>
-        <w:t>Главное отличие от работы с hh руками: база не обнуляется. Человек, который сегодня не подходит, остаётся под наблюдением, и когда через восемь месяцев он обновит резюме, вы об этом узнаете.</w:t>
+        <w:t>Главное отличие от работы на hh руками: база не обнуляется. Человек, который сегодня не подходит, остаётся под наблюдением, и когда он через полгода обновит резюме, вы об этом узнаете.</w:t>
       </w:r>
     </w:p>
     <w:p>
@@ -229,20 +427,7 @@
           <w:color w:val="1A1A1A"/>
           <w:sz w:val="26"/>
         </w:rPr>
-        <w:t>Кто наполняет базу</w:t>
-      </w:r>
-    </w:p>
-    <w:p>
-      <w:pPr>
-        <w:spacing w:after="120"/>
-      </w:pPr>
-      <w:r>
-        <w:rPr>
-          <w:rFonts w:ascii="Arial" w:hAnsi="Arial"/>
-          <w:color w:val="1A1A1A"/>
-          <w:sz w:val="22"/>
-        </w:rPr>
-        <w:t>Наполняет агент, приоритеты расставляете вы.</w:t>
+        <w:t>Как человек попадает в базу</w:t>
       </w:r>
     </w:p>
     <w:tbl>
@@ -276,7 +461,7 @@
                 <w:color w:val="1A1A1A"/>
                 <w:sz w:val="19"/>
               </w:rPr>
-              <w:t>Состояние</w:t>
+              <w:t>Где числится</w:t>
             </w:r>
           </w:p>
         </w:tc>
@@ -370,7 +555,7 @@
                 <w:color w:val="1A1A1A"/>
                 <w:sz w:val="19"/>
               </w:rPr>
-              <w:t>балл 60 и выше хотя бы по одной из 83 должностей. Карточка заводится без вашего участия и обновляется годами. Контактов в ней нет</w:t>
+              <w:t>балл не ниже порога (сейчас 60) хотя бы по одному портрету. Карточка заводится без вашего участия, контактов в ней нет</w:t>
             </w:r>
           </w:p>
         </w:tc>
@@ -388,7 +573,7 @@
                 <w:color w:val="1A1A1A"/>
                 <w:sz w:val="19"/>
               </w:rPr>
-              <w:t>веду особо</w:t>
+              <w:t>ведётся особо</w:t>
             </w:r>
           </w:p>
         </w:tc>
@@ -404,7 +589,7 @@
                 <w:color w:val="1A1A1A"/>
                 <w:sz w:val="19"/>
               </w:rPr>
-              <w:t>вы, кнопкой в досье</w:t>
+              <w:t>вы, кнопкой «Вести особо» в досье</w:t>
             </w:r>
           </w:p>
         </w:tc>
@@ -420,7 +605,7 @@
                 <w:color w:val="1A1A1A"/>
                 <w:sz w:val="19"/>
               </w:rPr>
-              <w:t>порог для этого человека отменяется: уведомление придёт на любое изменение резюме, даже мелкое</w:t>
+              <w:t>сигнал придёт на любое изменение резюме, даже при низком балле</w:t>
             </w:r>
           </w:p>
         </w:tc>
@@ -454,7 +639,7 @@
                 <w:color w:val="1A1A1A"/>
                 <w:sz w:val="19"/>
               </w:rPr>
-              <w:t>вы, кнопкой «взять в работу»</w:t>
+              <w:t>вы, кнопкой «Сохранить»</w:t>
             </w:r>
           </w:p>
         </w:tc>
@@ -470,7 +655,7 @@
                 <w:color w:val="1A1A1A"/>
                 <w:sz w:val="19"/>
               </w:rPr>
-              <w:t>открываются контакты, заводится статус и история</w:t>
+              <w:t>человек взят в работу: появляется в воронке, можно открыть контакт и написать</w:t>
             </w:r>
           </w:p>
         </w:tc>
@@ -488,7 +673,7 @@
                 <w:color w:val="1A1A1A"/>
                 <w:sz w:val="19"/>
               </w:rPr>
-              <w:t>не наш</w:t>
+              <w:t>категорически нет</w:t>
             </w:r>
           </w:p>
         </w:tc>
@@ -504,7 +689,7 @@
                 <w:color w:val="1A1A1A"/>
                 <w:sz w:val="19"/>
               </w:rPr>
-              <w:t>вы, с причиной</w:t>
+              <w:t>вы, с комментарием</w:t>
             </w:r>
           </w:p>
         </w:tc>
@@ -520,7 +705,7 @@
                 <w:color w:val="1A1A1A"/>
                 <w:sz w:val="19"/>
               </w:rPr>
-              <w:t>наблюдение прекращается, причина уходит в настройку весов</w:t>
+              <w:t>человек уходит из выдачи по этой должности (или по всем), причина учит агента</w:t>
             </w:r>
           </w:p>
         </w:tc>
@@ -537,7 +722,7 @@
           <w:color w:val="1A1A1A"/>
           <w:sz w:val="22"/>
         </w:rPr>
-        <w:t>Порог 60 — настройка. Если карточек приходит слишком много или слишком мало, скажите руководителю подбора: он его двигает, это дело одной минуты.</w:t>
+        <w:t>Порог — настройка. Карточек слишком много или слишком мало — скажите руководителю отдела персонала.</w:t>
       </w:r>
     </w:p>
     <w:p>
@@ -556,7 +741,7 @@
           <w:color w:val="1E7B45"/>
           <w:sz w:val="30"/>
         </w:rPr>
-        <w:t>2. Утро: экран «Сегодня»</w:t>
+        <w:t>3. Утро: вкладка «Сегодня»</w:t>
       </w:r>
     </w:p>
     <w:p>
@@ -569,7 +754,7 @@
           <w:color w:val="1A1A1A"/>
           <w:sz w:val="22"/>
         </w:rPr>
-        <w:t>Четыре блока, сверху вниз по срочности.</w:t>
+        <w:t>Четыре блока сверху вниз по срочности. Число рядом с вкладкой — сколько всего ждёт вашего внимания.</w:t>
       </w:r>
     </w:p>
     <w:p>
@@ -583,7 +768,7 @@
           <w:color w:val="1A1A1A"/>
           <w:sz w:val="22"/>
         </w:rPr>
-        <w:t>Обратите внимание.</w:t>
+        <w:t>1. Обратите внимание.</w:t>
       </w:r>
       <w:r>
         <w:rPr>
@@ -591,20 +776,270 @@
           <w:color w:val="1A1A1A"/>
           <w:sz w:val="22"/>
         </w:rPr>
-        <w:t xml:space="preserve"> Люди, которых стоит посмотреть сегодня. У каждого балл, роль, и одна строка «почему сегодня» — это не рекламный текст, а причина попадания в список: «открыл резюме для поиска в 06:32» или «сменил работодателя два месяца назад».</w:t>
+        <w:t xml:space="preserve"> Новые и изменившиеся люди, которых стоит посмотреть сегодня. На карточке:</w:t>
       </w:r>
     </w:p>
     <w:p>
       <w:pPr>
-        <w:spacing w:after="120"/>
-      </w:pPr>
+        <w:pStyle w:val="ListBullet"/>
+      </w:pPr>
+      <w:r>
+        <w:rPr>
+          <w:rFonts w:ascii="Arial" w:hAnsi="Arial"/>
+          <w:b/>
+          <w:color w:val="1A1A1A"/>
+          <w:sz w:val="22"/>
+        </w:rPr>
+        <w:t>балл</w:t>
+      </w:r>
       <w:r>
         <w:rPr>
           <w:rFonts w:ascii="Arial" w:hAnsi="Arial"/>
           <w:color w:val="1A1A1A"/>
           <w:sz w:val="22"/>
         </w:rPr>
-        <w:t>Три кнопки на карточке:</w:t>
+        <w:t xml:space="preserve"> слева — насколько человек подходит, из 100;</w:t>
+      </w:r>
+    </w:p>
+    <w:p>
+      <w:pPr>
+        <w:pStyle w:val="ListBullet"/>
+      </w:pPr>
+      <w:r>
+        <w:rPr>
+          <w:rFonts w:ascii="Arial" w:hAnsi="Arial"/>
+          <w:b/>
+          <w:color w:val="1A1A1A"/>
+          <w:sz w:val="22"/>
+        </w:rPr>
+        <w:t>фото</w:t>
+      </w:r>
+      <w:r>
+        <w:rPr>
+          <w:rFonts w:ascii="Arial" w:hAnsi="Arial"/>
+          <w:color w:val="1A1A1A"/>
+          <w:sz w:val="22"/>
+        </w:rPr>
+        <w:t xml:space="preserve"> из резюме, если человек его загрузил;</w:t>
+      </w:r>
+    </w:p>
+    <w:p>
+      <w:pPr>
+        <w:pStyle w:val="ListBullet"/>
+      </w:pPr>
+      <w:r>
+        <w:rPr>
+          <w:rFonts w:ascii="Arial" w:hAnsi="Arial"/>
+          <w:b/>
+          <w:color w:val="1A1A1A"/>
+          <w:sz w:val="22"/>
+        </w:rPr>
+        <w:t>имя</w:t>
+      </w:r>
+      <w:r>
+        <w:rPr>
+          <w:rFonts w:ascii="Arial" w:hAnsi="Arial"/>
+          <w:color w:val="1A1A1A"/>
+          <w:sz w:val="22"/>
+        </w:rPr>
+        <w:t>, если hh его показал, иначе ярлык «должность, город» — у большинства резюме имя скрыто,</w:t>
+      </w:r>
+    </w:p>
+    <w:p>
+      <w:pPr>
+        <w:spacing w:after="120"/>
+      </w:pPr>
+      <w:r>
+        <w:rPr>
+          <w:rFonts w:ascii="Arial" w:hAnsi="Arial"/>
+          <w:color w:val="1A1A1A"/>
+          <w:sz w:val="22"/>
+        </w:rPr>
+        <w:t>пока не открыт контакт;</w:t>
+      </w:r>
+    </w:p>
+    <w:p>
+      <w:pPr>
+        <w:pStyle w:val="ListBullet"/>
+      </w:pPr>
+      <w:r>
+        <w:rPr>
+          <w:rFonts w:ascii="Arial" w:hAnsi="Arial"/>
+          <w:color w:val="1A1A1A"/>
+          <w:sz w:val="22"/>
+        </w:rPr>
+        <w:t xml:space="preserve">одна строка </w:t>
+      </w:r>
+      <w:r>
+        <w:rPr>
+          <w:rFonts w:ascii="Arial" w:hAnsi="Arial"/>
+          <w:b/>
+          <w:color w:val="1A1A1A"/>
+          <w:sz w:val="22"/>
+        </w:rPr>
+        <w:t>«почему сегодня»</w:t>
+      </w:r>
+      <w:r>
+        <w:rPr>
+          <w:rFonts w:ascii="Arial" w:hAnsi="Arial"/>
+          <w:color w:val="1A1A1A"/>
+          <w:sz w:val="22"/>
+        </w:rPr>
+        <w:t xml:space="preserve"> — не реклама, а причина: «новый в поле зрения», «открыл резюме для</w:t>
+      </w:r>
+    </w:p>
+    <w:p>
+      <w:pPr>
+        <w:spacing w:after="120"/>
+      </w:pPr>
+      <w:r>
+        <w:rPr>
+          <w:rFonts w:ascii="Arial" w:hAnsi="Arial"/>
+          <w:color w:val="1A1A1A"/>
+          <w:sz w:val="22"/>
+        </w:rPr>
+        <w:t>поиска», «сменил работодателя»;</w:t>
+      </w:r>
+    </w:p>
+    <w:p>
+      <w:pPr>
+        <w:pStyle w:val="ListBullet"/>
+      </w:pPr>
+      <w:r>
+        <w:rPr>
+          <w:rFonts w:ascii="Arial" w:hAnsi="Arial"/>
+          <w:color w:val="1A1A1A"/>
+          <w:sz w:val="22"/>
+        </w:rPr>
+        <w:t xml:space="preserve">справа </w:t>
+      </w:r>
+      <w:r>
+        <w:rPr>
+          <w:rFonts w:ascii="Arial" w:hAnsi="Arial"/>
+          <w:b/>
+          <w:color w:val="1A1A1A"/>
+          <w:sz w:val="22"/>
+        </w:rPr>
+        <w:t>справка из резюме</w:t>
+      </w:r>
+      <w:r>
+        <w:rPr>
+          <w:rFonts w:ascii="Arial" w:hAnsi="Arial"/>
+          <w:color w:val="1A1A1A"/>
+          <w:sz w:val="22"/>
+        </w:rPr>
+        <w:t>: опыт, ожидания по зарплате, где работает сейчас, готовность к переезду,</w:t>
+      </w:r>
+    </w:p>
+    <w:p>
+      <w:pPr>
+        <w:spacing w:after="120"/>
+      </w:pPr>
+      <w:r>
+        <w:rPr>
+          <w:rFonts w:ascii="Arial" w:hAnsi="Arial"/>
+          <w:color w:val="1A1A1A"/>
+          <w:sz w:val="22"/>
+        </w:rPr>
+        <w:t>когда обновлял резюме и три главных навыка. Длинное обрезано многоточием — наведите мышь, увидите целиком.</w:t>
+      </w:r>
+    </w:p>
+    <w:p>
+      <w:pPr>
+        <w:spacing w:after="120"/>
+      </w:pPr>
+      <w:r>
+        <w:rPr>
+          <w:rFonts w:ascii="Arial" w:hAnsi="Arial"/>
+          <w:color w:val="1A1A1A"/>
+          <w:sz w:val="22"/>
+        </w:rPr>
+        <w:t>Сюда попадают только самые сильные новые люди (балл от 75). Остальных ищите во вкладке «База».</w:t>
+      </w:r>
+    </w:p>
+    <w:p>
+      <w:pPr>
+        <w:spacing w:after="120"/>
+      </w:pPr>
+      <w:r>
+        <w:rPr>
+          <w:rFonts w:ascii="Arial" w:hAnsi="Arial"/>
+          <w:b/>
+          <w:color w:val="1A1A1A"/>
+          <w:sz w:val="22"/>
+        </w:rPr>
+        <w:t>2. Ждут подтверждения.</w:t>
+      </w:r>
+      <w:r>
+        <w:rPr>
+          <w:rFonts w:ascii="Arial" w:hAnsi="Arial"/>
+          <w:color w:val="1A1A1A"/>
+          <w:sz w:val="22"/>
+        </w:rPr>
+        <w:t xml:space="preserve"> То, что подготовил агент и решаете вы: черновики писем и напоминаний, открытие контакта. «Одобрить» — посмотреть и скопировать текст, «Отклонить» — коротко написать почему.</w:t>
+      </w:r>
+    </w:p>
+    <w:p>
+      <w:pPr>
+        <w:spacing w:after="120"/>
+      </w:pPr>
+      <w:r>
+        <w:rPr>
+          <w:rFonts w:ascii="Arial" w:hAnsi="Arial"/>
+          <w:b/>
+          <w:color w:val="1A1A1A"/>
+          <w:sz w:val="22"/>
+        </w:rPr>
+        <w:t>3. Зависли.</w:t>
+      </w:r>
+      <w:r>
+        <w:rPr>
+          <w:rFonts w:ascii="Arial" w:hAnsi="Arial"/>
+          <w:color w:val="1A1A1A"/>
+          <w:sz w:val="22"/>
+        </w:rPr>
+        <w:t xml:space="preserve"> Кандидаты, которым написали, а ответа давно нет. «Напомнить» — агент подготовит черновик напоминания; «В резерв» — убрать из воронки, но держать под рукой; «Закрыть» — закончить работу с причиной.</w:t>
+      </w:r>
+    </w:p>
+    <w:p>
+      <w:pPr>
+        <w:spacing w:after="120"/>
+      </w:pPr>
+      <w:r>
+        <w:rPr>
+          <w:rFonts w:ascii="Arial" w:hAnsi="Arial"/>
+          <w:b/>
+          <w:color w:val="1A1A1A"/>
+          <w:sz w:val="22"/>
+        </w:rPr>
+        <w:t>4. Сегодня и завтра.</w:t>
+      </w:r>
+      <w:r>
+        <w:rPr>
+          <w:rFonts w:ascii="Arial" w:hAnsi="Arial"/>
+          <w:color w:val="1A1A1A"/>
+          <w:sz w:val="22"/>
+        </w:rPr>
+        <w:t xml:space="preserve"> Интервью и встречи, которые вы назначили в воронке.</w:t>
+      </w:r>
+    </w:p>
+    <w:p>
+      <w:pPr>
+        <w:spacing w:before="40" w:after="40"/>
+      </w:pPr>
+    </w:p>
+    <w:p>
+      <w:pPr>
+        <w:pStyle w:val="Heading2"/>
+      </w:pPr>
+      <w:r>
+        <w:rPr>
+          <w:rFonts w:ascii="Arial" w:hAnsi="Arial"/>
+          <w:b/>
+          <w:color w:val="1E7B45"/>
+          <w:sz w:val="30"/>
+        </w:rPr>
+        <w:t>4. Кнопки решений</w:t>
       </w:r>
     </w:p>
     <w:tbl>
@@ -697,10 +1132,11 @@
             <w:r>
               <w:rPr>
                 <w:rFonts w:ascii="Arial" w:hAnsi="Arial"/>
+                <w:b/>
                 <w:color w:val="1A1A1A"/>
                 <w:sz w:val="19"/>
               </w:rPr>
-              <w:t>В работу</w:t>
+              <w:t>Сохранить</w:t>
             </w:r>
           </w:p>
         </w:tc>
@@ -716,7 +1152,7 @@
                 <w:color w:val="1A1A1A"/>
                 <w:sz w:val="19"/>
               </w:rPr>
-              <w:t>создаётся карточка кандидата, открывается контакт, агент готовит письмо</w:t>
+              <w:t>человек становится кандидатом: попадает в воронку открытой вакансии по его должности или в резерв, если вакансии нет. Контакт при этом не открывается и ничего не тратится</w:t>
             </w:r>
           </w:p>
         </w:tc>
@@ -747,10 +1183,11 @@
             <w:r>
               <w:rPr>
                 <w:rFonts w:ascii="Arial" w:hAnsi="Arial"/>
+                <w:b/>
                 <w:color w:val="1A1A1A"/>
                 <w:sz w:val="19"/>
               </w:rPr>
-              <w:t>Отложить</w:t>
+              <w:t>Временно отложить</w:t>
             </w:r>
           </w:p>
         </w:tc>
@@ -766,7 +1203,7 @@
                 <w:color w:val="1A1A1A"/>
                 <w:sz w:val="19"/>
               </w:rPr>
-              <w:t>напоминание через три месяца, наблюдение продолжается</w:t>
+              <w:t>три месяца сигналов по нему не будет, наблюдение продолжается</w:t>
             </w:r>
           </w:p>
         </w:tc>
@@ -782,7 +1219,7 @@
                 <w:color w:val="1A1A1A"/>
                 <w:sz w:val="19"/>
               </w:rPr>
-              <w:t>интересен, но не сегодня</w:t>
+              <w:t>интересен, но не сейчас</w:t>
             </w:r>
           </w:p>
         </w:tc>
@@ -797,10 +1234,11 @@
             <w:r>
               <w:rPr>
                 <w:rFonts w:ascii="Arial" w:hAnsi="Arial"/>
+                <w:b/>
                 <w:color w:val="1A1A1A"/>
                 <w:sz w:val="19"/>
               </w:rPr>
-              <w:t>Не наш</w:t>
+              <w:t>Категорически нет</w:t>
             </w:r>
           </w:p>
         </w:tc>
@@ -816,7 +1254,7 @@
                 <w:color w:val="1A1A1A"/>
                 <w:sz w:val="19"/>
               </w:rPr>
-              <w:t>уходит из выдачи, причина записывается и меняет веса</w:t>
+              <w:t>человек уходит из выдачи по этой должности, а если выбрать «по всем профилям» — совсем. Причина учит агента</w:t>
             </w:r>
           </w:p>
         </w:tc>
@@ -837,6 +1275,57 @@
           </w:p>
         </w:tc>
       </w:tr>
+      <w:tr>
+        <w:tc>
+          <w:tcPr>
+            <w:tcW w:type="dxa" w:w="3249"/>
+          </w:tcPr>
+          <w:p>
+            <w:r/>
+            <w:r>
+              <w:rPr>
+                <w:rFonts w:ascii="Arial" w:hAnsi="Arial"/>
+                <w:b/>
+                <w:color w:val="1A1A1A"/>
+                <w:sz w:val="19"/>
+              </w:rPr>
+              <w:t>Открыть досье</w:t>
+            </w:r>
+          </w:p>
+        </w:tc>
+        <w:tc>
+          <w:tcPr>
+            <w:tcW w:type="dxa" w:w="3249"/>
+          </w:tcPr>
+          <w:p>
+            <w:r/>
+            <w:r>
+              <w:rPr>
+                <w:rFonts w:ascii="Arial" w:hAnsi="Arial"/>
+                <w:color w:val="1A1A1A"/>
+                <w:sz w:val="19"/>
+              </w:rPr>
+              <w:t>подробная карточка человека</w:t>
+            </w:r>
+          </w:p>
+        </w:tc>
+        <w:tc>
+          <w:tcPr>
+            <w:tcW w:type="dxa" w:w="3249"/>
+          </w:tcPr>
+          <w:p>
+            <w:r/>
+            <w:r>
+              <w:rPr>
+                <w:rFonts w:ascii="Arial" w:hAnsi="Arial"/>
+                <w:color w:val="1A1A1A"/>
+                <w:sz w:val="19"/>
+              </w:rPr>
+              <w:t>хотите разобраться</w:t>
+            </w:r>
+          </w:p>
+        </w:tc>
+      </w:tr>
     </w:tbl>
     <w:p/>
     <w:p>
@@ -849,13 +1338,8 @@
           <w:color w:val="1A1A1A"/>
           <w:sz w:val="22"/>
         </w:rPr>
-        <w:t>«Отложить» и «не наш» открывают окно с комментарием. Написать нужно не меньше 200 знаков — кнопка сохранения до этого не работает. Это не бюрократия: ваш текст уходит агенту и в чат обучения, из него собираются веса и стоп-факторы. Чтобы не писать с нуля, в окне есть готовые причины — нажали, и дальше дописали своими словами, что именно смутило и что должно измениться, чтобы человек подошёл.</w:t>
+        <w:t xml:space="preserve">«Временно отложить» и «Категорически нет» открывают окно с комментарием </w:t>
       </w:r>
-    </w:p>
-    <w:p>
-      <w:pPr>
-        <w:spacing w:after="120"/>
-      </w:pPr>
       <w:r>
         <w:rPr>
           <w:rFonts w:ascii="Arial" w:hAnsi="Arial"/>
@@ -863,7 +1347,7 @@
           <w:color w:val="1A1A1A"/>
           <w:sz w:val="22"/>
         </w:rPr>
-        <w:t>Ждут подтверждения.</w:t>
+        <w:t>не короче 200 знаков</w:t>
       </w:r>
       <w:r>
         <w:rPr>
@@ -871,7 +1355,52 @@
           <w:color w:val="1A1A1A"/>
           <w:sz w:val="22"/>
         </w:rPr>
-        <w:t xml:space="preserve"> Письма, приглашения, напоминания и спорные дубли. Текст письма правится прямо здесь. Отклонённое действие не исчезает молча: причина отказа — это то, чему агент учится.</w:t>
+        <w:t xml:space="preserve"> — кнопка сохранения до этого не работает. Это не бюрократия: по вашему тексту агент учится, кого не носить. Чтобы не писать с нуля, в окне есть готовые причины: нажали — фраза добавилась, дописали своими словами, что именно не так и что должно измениться, чтобы человек подошёл.</w:t>
+      </w:r>
+    </w:p>
+    <w:p>
+      <w:pPr>
+        <w:spacing w:after="120"/>
+      </w:pPr>
+      <w:r>
+        <w:rPr>
+          <w:rFonts w:ascii="Arial" w:hAnsi="Arial"/>
+          <w:color w:val="1A1A1A"/>
+          <w:sz w:val="22"/>
+        </w:rPr>
+        <w:t>Если открытых вакансий по должности несколько, «Сохранить» спросит, в какую воронку поставить человека.</w:t>
+      </w:r>
+    </w:p>
+    <w:p>
+      <w:pPr>
+        <w:spacing w:before="40" w:after="40"/>
+      </w:pPr>
+    </w:p>
+    <w:p>
+      <w:pPr>
+        <w:pStyle w:val="Heading2"/>
+      </w:pPr>
+      <w:r>
+        <w:rPr>
+          <w:rFonts w:ascii="Arial" w:hAnsi="Arial"/>
+          <w:b/>
+          <w:color w:val="1E7B45"/>
+          <w:sz w:val="30"/>
+        </w:rPr>
+        <w:t>5. Досье человека</w:t>
+      </w:r>
+    </w:p>
+    <w:p>
+      <w:pPr>
+        <w:spacing w:after="120"/>
+      </w:pPr>
+      <w:r>
+        <w:rPr>
+          <w:rFonts w:ascii="Arial" w:hAnsi="Arial"/>
+          <w:color w:val="1A1A1A"/>
+          <w:sz w:val="22"/>
+        </w:rPr>
+        <w:t>Слева резюме, справа разбор балла.</w:t>
       </w:r>
     </w:p>
     <w:p>
@@ -885,7 +1414,7 @@
           <w:color w:val="1A1A1A"/>
           <w:sz w:val="22"/>
         </w:rPr>
-        <w:t>Зависшие.</w:t>
+        <w:t>Из чего сложился балл.</w:t>
       </w:r>
       <w:r>
         <w:rPr>
@@ -893,87 +1422,20 @@
           <w:color w:val="1A1A1A"/>
           <w:sz w:val="22"/>
         </w:rPr>
-        <w:t xml:space="preserve"> Кто молчит пятый день. Агент предлагает напоминание, решение за вами.</w:t>
+        <w:t xml:space="preserve"> Полоски «сколько из скольких» по признакам: опыт по профилю, ключевые слова и инструменты, совпадение должности, опыт в компании-доноре, держится ли на месте, география, ожидания против вилки. Балл — порядок просмотра, а не приговор. Смотрите не на число, а на строки: что дало баллы и чего не хватает.</w:t>
       </w:r>
     </w:p>
     <w:p>
       <w:pPr>
         <w:spacing w:after="120"/>
       </w:pPr>
-      <w:r>
-        <w:rPr>
-          <w:rFonts w:ascii="Arial" w:hAnsi="Arial"/>
-          <w:b/>
-          <w:color w:val="1A1A1A"/>
-          <w:sz w:val="22"/>
-        </w:rPr>
-        <w:t>Сегодня и завтра.</w:t>
-      </w:r>
       <w:r>
         <w:rPr>
           <w:rFonts w:ascii="Arial" w:hAnsi="Arial"/>
           <w:color w:val="1A1A1A"/>
           <w:sz w:val="22"/>
         </w:rPr>
-        <w:t xml:space="preserve"> Интервью и запланированные касания.</w:t>
-      </w:r>
-    </w:p>
-    <w:p>
-      <w:pPr>
-        <w:spacing w:after="120"/>
-      </w:pPr>
-      <w:r>
-        <w:rPr>
-          <w:rFonts w:ascii="Arial" w:hAnsi="Arial"/>
-          <w:color w:val="1A1A1A"/>
-          <w:sz w:val="22"/>
-        </w:rPr>
-        <w:t>Правило по нагрузке: в день агент показывает не больше двенадцати карточек. Если их больше — значит, пороги сбиты, скажите руководителю подбора, он поднимет планку. Список, который не успеваешь прочитать, перестают читать целиком.</w:t>
-      </w:r>
-    </w:p>
-    <w:p>
-      <w:pPr>
-        <w:spacing w:before="40" w:after="40"/>
-      </w:pPr>
-    </w:p>
-    <w:p>
-      <w:pPr>
-        <w:pStyle w:val="Heading2"/>
-      </w:pPr>
-      <w:r>
-        <w:rPr>
-          <w:rFonts w:ascii="Arial" w:hAnsi="Arial"/>
-          <w:b/>
-          <w:color w:val="1E7B45"/>
-          <w:sz w:val="30"/>
-        </w:rPr>
-        <w:t>3. Карточка человека: как читать балл</w:t>
-      </w:r>
-    </w:p>
-    <w:p>
-      <w:pPr>
-        <w:spacing w:after="120"/>
-      </w:pPr>
-      <w:r>
-        <w:rPr>
-          <w:rFonts w:ascii="Arial" w:hAnsi="Arial"/>
-          <w:color w:val="1A1A1A"/>
-          <w:sz w:val="22"/>
-        </w:rPr>
-        <w:t>Слева резюме, справа разбор. Балл — это не вердикт и не оценка человека. Это порядок просмотра: с кого начать утро. Смотрите не на число, а на строки под ним: видно, что дало баллы и чего не хватает.</w:t>
-      </w:r>
-    </w:p>
-    <w:p>
-      <w:pPr>
-        <w:spacing w:after="120"/>
-      </w:pPr>
-      <w:r>
-        <w:rPr>
-          <w:rFonts w:ascii="Arial" w:hAnsi="Arial"/>
-          <w:color w:val="1A1A1A"/>
-          <w:sz w:val="22"/>
-        </w:rPr>
-        <w:t>Где балл врёт систематически:</w:t>
+        <w:t>Где балл ошибается чаще всего:</w:t>
       </w:r>
     </w:p>
     <w:p>
@@ -995,7 +1457,7 @@
           <w:color w:val="1A1A1A"/>
           <w:sz w:val="22"/>
         </w:rPr>
-        <w:t xml:space="preserve"> Резюме — текст, агент судит</w:t>
+        <w:t xml:space="preserve"> Агент судит по тексту. «Чего не хватает» — это</w:t>
       </w:r>
     </w:p>
     <w:p>
@@ -1008,7 +1470,7 @@
           <w:color w:val="1A1A1A"/>
           <w:sz w:val="22"/>
         </w:rPr>
-        <w:t>по тексту. Поэтому «чего не хватает» — это список вопросов на первый звонок, а не приговор.</w:t>
+        <w:t>вопросы на первый звонок, а не отказ.</w:t>
       </w:r>
     </w:p>
     <w:p>
@@ -1030,7 +1492,7 @@
           <w:color w:val="1A1A1A"/>
           <w:sz w:val="22"/>
         </w:rPr>
-        <w:t xml:space="preserve"> «Altium» в разделе «интересы» и «Altium» в</w:t>
+        <w:t xml:space="preserve"> «Altium» в увлечениях и «Altium» в трёх последних проектах для агента</w:t>
       </w:r>
     </w:p>
     <w:p>
@@ -1043,7 +1505,7 @@
           <w:color w:val="1A1A1A"/>
           <w:sz w:val="22"/>
         </w:rPr>
-        <w:t>трёх последних проектах для агента похожи сильнее, чем для вас.</w:t>
+        <w:t>похожи сильнее, чем для вас.</w:t>
       </w:r>
     </w:p>
     <w:p>
@@ -1065,7 +1527,7 @@
           <w:color w:val="1A1A1A"/>
           <w:sz w:val="22"/>
         </w:rPr>
-        <w:t xml:space="preserve"> Агент не знает, что человек три месяца</w:t>
+        <w:t xml:space="preserve"> Например, только что вышел на новое место. Это видно в ленте</w:t>
       </w:r>
     </w:p>
     <w:p>
@@ -1078,7 +1540,7 @@
           <w:color w:val="1A1A1A"/>
           <w:sz w:val="22"/>
         </w:rPr>
-        <w:t>назад вышел на новое место. Это видно в ленте изменений — она под резюме.</w:t>
+        <w:t>«Что изменилось».</w:t>
       </w:r>
     </w:p>
     <w:p>
@@ -1091,246 +1553,7 @@
           <w:color w:val="1A1A1A"/>
           <w:sz w:val="22"/>
         </w:rPr>
-        <w:t>Лента изменений — вторая по полезности вещь после балла. В ней видно, что и когда менялось: по ней понятно, человек в активном поиске или просто поправил запятую.</w:t>
-      </w:r>
-    </w:p>
-    <w:p>
-      <w:pPr>
-        <w:pStyle w:val="Heading3"/>
-      </w:pPr>
-      <w:r>
-        <w:rPr>
-          <w:rFonts w:ascii="Arial" w:hAnsi="Arial"/>
-          <w:b/>
-          <w:color w:val="1A1A1A"/>
-          <w:sz w:val="26"/>
-        </w:rPr>
-        <w:t>Две кнопки над карточкой</w:t>
-      </w:r>
-    </w:p>
-    <w:p>
-      <w:pPr>
-        <w:spacing w:after="120"/>
-      </w:pPr>
-      <w:r>
-        <w:rPr>
-          <w:rFonts w:ascii="Arial" w:hAnsi="Arial"/>
-          <w:b/>
-          <w:color w:val="1A1A1A"/>
-          <w:sz w:val="22"/>
-        </w:rPr>
-        <w:t>«Просмотреть полное досье»</w:t>
-      </w:r>
-      <w:r>
-        <w:rPr>
-          <w:rFonts w:ascii="Arial" w:hAnsi="Arial"/>
-          <w:color w:val="1A1A1A"/>
-          <w:sz w:val="22"/>
-        </w:rPr>
-        <w:t xml:space="preserve"> — двенадцать разделов: сводка, как сшивались профили, контакты, резюме, места работы с подтверждениями, навыки и чем они подтверждены, цифровой след по всем площадкам (где искали, что нашли, что публикует, есть ли признаки поиска работы), публичная активность — статьи, доклады, упоминания, хронология наблюдения по датам, оценки по нескольким должностям, взаимодействие и решения, журнал доступа и сроки хранения. Это то, что стоит открыть перед разговором с кандидатом.</w:t>
-      </w:r>
-    </w:p>
-    <w:p>
-      <w:pPr>
-        <w:spacing w:after="120"/>
-      </w:pPr>
-      <w:r>
-        <w:rPr>
-          <w:rFonts w:ascii="Arial" w:hAnsi="Arial"/>
-          <w:b/>
-          <w:color w:val="1A1A1A"/>
-          <w:sz w:val="22"/>
-        </w:rPr>
-        <w:t>«Выгрузить в Word или PDF»</w:t>
-      </w:r>
-      <w:r>
-        <w:rPr>
-          <w:rFonts w:ascii="Arial" w:hAnsi="Arial"/>
-          <w:color w:val="1A1A1A"/>
-          <w:sz w:val="22"/>
-        </w:rPr>
-        <w:t xml:space="preserve"> — то же самое файлом, формат на выбор. Пригодится, когда досье нужно отправить нанимающему руководителю. Каждая выгрузка пишется в журнал: кто, когда и по кому — это вынос персональных данных из системы.</w:t>
-      </w:r>
-    </w:p>
-    <w:p>
-      <w:pPr>
-        <w:pStyle w:val="Heading3"/>
-      </w:pPr>
-      <w:r>
-        <w:rPr>
-          <w:rFonts w:ascii="Arial" w:hAnsi="Arial"/>
-          <w:b/>
-          <w:color w:val="1A1A1A"/>
-          <w:sz w:val="26"/>
-        </w:rPr>
-        <w:t>Следы в сети</w:t>
-      </w:r>
-    </w:p>
-    <w:p>
-      <w:pPr>
-        <w:spacing w:after="120"/>
-      </w:pPr>
-      <w:r>
-        <w:rPr>
-          <w:rFonts w:ascii="Arial" w:hAnsi="Arial"/>
-          <w:color w:val="1A1A1A"/>
-          <w:sz w:val="22"/>
-        </w:rPr>
-        <w:t>Под резюме — блок профессиональных профилей: GitHub, профильные телеграм-чаты, открытые страницы, Хабр Карьера. Для инженеров и программистов это часто честнее резюме: видно, что человек делает руками и насколько он в теме.</w:t>
-      </w:r>
-    </w:p>
-    <w:p>
-      <w:pPr>
-        <w:spacing w:after="120"/>
-      </w:pPr>
-      <w:r>
-        <w:rPr>
-          <w:rFonts w:ascii="Arial" w:hAnsi="Arial"/>
-          <w:color w:val="1A1A1A"/>
-          <w:sz w:val="22"/>
-        </w:rPr>
-        <w:t>Ищет агент по всем площадкам из списка — ВКонтакте, Одноклассники, Telegram, GitHub, Хабр, LinkedIn, Facebook\*, Instagram\*, X, YouTube, Дзен, отраслевые форумы и конференции, — а не только там, где принято смотреть. Имя проверяется и кириллицей, и латиницей: половина профилей заведена латиницей, и по русскому написанию они не находятся. В досье видно не только найденное, но и где искали и не нашли.</w:t>
-      </w:r>
-    </w:p>
-    <w:p>
-      <w:pPr>
-        <w:spacing w:after="120"/>
-      </w:pPr>
-      <w:r>
-        <w:rPr>
-          <w:rFonts w:ascii="Arial" w:hAnsi="Arial"/>
-          <w:color w:val="1A1A1A"/>
-          <w:sz w:val="22"/>
-        </w:rPr>
-        <w:t>\* Facebook и Instagram принадлежат компании Meta, признанной в России экстремистской организацией, её деятельность запрещена; профили учитываются, только если открыты и найдены общедоступным поиском.</w:t>
-      </w:r>
-    </w:p>
-    <w:p>
-      <w:pPr>
-        <w:spacing w:after="120"/>
-      </w:pPr>
-      <w:r>
-        <w:rPr>
-          <w:rFonts w:ascii="Arial" w:hAnsi="Arial"/>
-          <w:color w:val="1A1A1A"/>
-          <w:sz w:val="22"/>
-        </w:rPr>
-        <w:t>У каждого профиля стоит пометка:</w:t>
-      </w:r>
-    </w:p>
-    <w:p>
-      <w:pPr>
-        <w:pStyle w:val="ListBullet"/>
-      </w:pPr>
-      <w:r>
-        <w:rPr>
-          <w:rFonts w:ascii="Arial" w:hAnsi="Arial"/>
-          <w:b/>
-          <w:color w:val="1A1A1A"/>
-          <w:sz w:val="22"/>
-        </w:rPr>
-        <w:t>подтверждено</w:t>
-      </w:r>
-      <w:r>
-        <w:rPr>
-          <w:rFonts w:ascii="Arial" w:hAnsi="Arial"/>
-          <w:color w:val="1A1A1A"/>
-          <w:sz w:val="22"/>
-        </w:rPr>
-        <w:t xml:space="preserve"> — сошлось по нескольким признакам сразу (имя, работодатель,</w:t>
-      </w:r>
-    </w:p>
-    <w:p>
-      <w:pPr>
-        <w:spacing w:after="120"/>
-      </w:pPr>
-      <w:r>
-        <w:rPr>
-          <w:rFonts w:ascii="Arial" w:hAnsi="Arial"/>
-          <w:color w:val="1A1A1A"/>
-          <w:sz w:val="22"/>
-        </w:rPr>
-        <w:t>город, почта). Можно пользоваться как фактом.</w:t>
-      </w:r>
-    </w:p>
-    <w:p>
-      <w:pPr>
-        <w:pStyle w:val="ListBullet"/>
-      </w:pPr>
-      <w:r>
-        <w:rPr>
-          <w:rFonts w:ascii="Arial" w:hAnsi="Arial"/>
-          <w:b/>
-          <w:color w:val="1A1A1A"/>
-          <w:sz w:val="22"/>
-        </w:rPr>
-        <w:t>вероятно</w:t>
-      </w:r>
-      <w:r>
-        <w:rPr>
-          <w:rFonts w:ascii="Arial" w:hAnsi="Arial"/>
-          <w:color w:val="1A1A1A"/>
-          <w:sz w:val="22"/>
-        </w:rPr>
-        <w:t xml:space="preserve"> — сошлось частично. Агент показывает это отдельной карточкой в</w:t>
-      </w:r>
-    </w:p>
-    <w:p>
-      <w:pPr>
-        <w:spacing w:after="120"/>
-      </w:pPr>
-      <w:r>
-        <w:rPr>
-          <w:rFonts w:ascii="Arial" w:hAnsi="Arial"/>
-          <w:color w:val="1A1A1A"/>
-          <w:sz w:val="22"/>
-        </w:rPr>
-        <w:t>блоке «ждут подтверждения»: одна кнопка «это он» или «не он». Пока вы не подтвердили, в досье это остаётся догадкой.</w:t>
-      </w:r>
-    </w:p>
-    <w:p>
-      <w:pPr>
-        <w:spacing w:after="120"/>
-      </w:pPr>
-      <w:r>
-        <w:rPr>
-          <w:rFonts w:ascii="Arial" w:hAnsi="Arial"/>
-          <w:color w:val="1A1A1A"/>
-          <w:sz w:val="22"/>
-        </w:rPr>
-        <w:t>Что в досье не попадает: личная жизнь, взгляды, фотографии, круг общения. Собирается только профессиональное — на решение о найме влияет оно.</w:t>
-      </w:r>
-    </w:p>
-    <w:p>
-      <w:pPr>
-        <w:spacing w:before="40" w:after="40"/>
-      </w:pPr>
-    </w:p>
-    <w:p>
-      <w:pPr>
-        <w:pStyle w:val="Heading2"/>
-      </w:pPr>
-      <w:r>
-        <w:rPr>
-          <w:rFonts w:ascii="Arial" w:hAnsi="Arial"/>
-          <w:b/>
-          <w:color w:val="1E7B45"/>
-          <w:sz w:val="30"/>
-        </w:rPr>
-        <w:t>4. Как уточнять портрет специалиста</w:t>
-      </w:r>
-    </w:p>
-    <w:p>
-      <w:pPr>
-        <w:spacing w:after="120"/>
-      </w:pPr>
-      <w:r>
-        <w:rPr>
-          <w:rFonts w:ascii="Arial" w:hAnsi="Arial"/>
-          <w:color w:val="1A1A1A"/>
-          <w:sz w:val="22"/>
-        </w:rPr>
-        <w:t xml:space="preserve">Портрет называется </w:t>
+        <w:t xml:space="preserve">Под разбором — </w:t>
       </w:r>
       <w:r>
         <w:rPr>
@@ -1339,7 +1562,7 @@
           <w:color w:val="1A1A1A"/>
           <w:sz w:val="22"/>
         </w:rPr>
-        <w:t>профилем роли</w:t>
+        <w:t>«Сильнее всего / Чего не хватает / Спросить»</w:t>
       </w:r>
       <w:r>
         <w:rPr>
@@ -1347,7 +1570,122 @@
           <w:color w:val="1A1A1A"/>
           <w:sz w:val="22"/>
         </w:rPr>
-        <w:t>. Один профиль — одна должность из наших должностных инструкций. Экран «Профили», кнопка «Править».</w:t>
+        <w:t>. Пометка «разбор по шаблону» значит, что текст собран без языковой модели (она не подключена или занята). Балл при этом посчитан так же точно.</w:t>
+      </w:r>
+    </w:p>
+    <w:p>
+      <w:pPr>
+        <w:spacing w:after="120"/>
+      </w:pPr>
+      <w:r>
+        <w:rPr>
+          <w:rFonts w:ascii="Arial" w:hAnsi="Arial"/>
+          <w:color w:val="1A1A1A"/>
+          <w:sz w:val="22"/>
+        </w:rPr>
+        <w:t xml:space="preserve">Ниже: </w:t>
+      </w:r>
+      <w:r>
+        <w:rPr>
+          <w:rFonts w:ascii="Arial" w:hAnsi="Arial"/>
+          <w:b/>
+          <w:color w:val="1A1A1A"/>
+          <w:sz w:val="22"/>
+        </w:rPr>
+        <w:t>резюме</w:t>
+      </w:r>
+      <w:r>
+        <w:rPr>
+          <w:rFonts w:ascii="Arial" w:hAnsi="Arial"/>
+          <w:color w:val="1A1A1A"/>
+          <w:sz w:val="22"/>
+        </w:rPr>
+        <w:t xml:space="preserve"> по каждому источнику, </w:t>
+      </w:r>
+      <w:r>
+        <w:rPr>
+          <w:rFonts w:ascii="Arial" w:hAnsi="Arial"/>
+          <w:b/>
+          <w:color w:val="1A1A1A"/>
+          <w:sz w:val="22"/>
+        </w:rPr>
+        <w:t>места работы</w:t>
+      </w:r>
+      <w:r>
+        <w:rPr>
+          <w:rFonts w:ascii="Arial" w:hAnsi="Arial"/>
+          <w:color w:val="1A1A1A"/>
+          <w:sz w:val="22"/>
+        </w:rPr>
+        <w:t xml:space="preserve">, </w:t>
+      </w:r>
+      <w:r>
+        <w:rPr>
+          <w:rFonts w:ascii="Arial" w:hAnsi="Arial"/>
+          <w:b/>
+          <w:color w:val="1A1A1A"/>
+          <w:sz w:val="22"/>
+        </w:rPr>
+        <w:t>навыки</w:t>
+      </w:r>
+      <w:r>
+        <w:rPr>
+          <w:rFonts w:ascii="Arial" w:hAnsi="Arial"/>
+          <w:color w:val="1A1A1A"/>
+          <w:sz w:val="22"/>
+        </w:rPr>
+        <w:t xml:space="preserve">, </w:t>
+      </w:r>
+      <w:r>
+        <w:rPr>
+          <w:rFonts w:ascii="Arial" w:hAnsi="Arial"/>
+          <w:b/>
+          <w:color w:val="1A1A1A"/>
+          <w:sz w:val="22"/>
+        </w:rPr>
+        <w:t>следы в сети</w:t>
+      </w:r>
+      <w:r>
+        <w:rPr>
+          <w:rFonts w:ascii="Arial" w:hAnsi="Arial"/>
+          <w:color w:val="1A1A1A"/>
+          <w:sz w:val="22"/>
+        </w:rPr>
+        <w:t xml:space="preserve"> (GitHub, Хабр и другие профессиональные профили — с пометкой «подтверждено» или «вероятно» и кнопкой «Подтвердить»), </w:t>
+      </w:r>
+      <w:r>
+        <w:rPr>
+          <w:rFonts w:ascii="Arial" w:hAnsi="Arial"/>
+          <w:b/>
+          <w:color w:val="1A1A1A"/>
+          <w:sz w:val="22"/>
+        </w:rPr>
+        <w:t>«Что изменилось»</w:t>
+      </w:r>
+      <w:r>
+        <w:rPr>
+          <w:rFonts w:ascii="Arial" w:hAnsi="Arial"/>
+          <w:color w:val="1A1A1A"/>
+          <w:sz w:val="22"/>
+        </w:rPr>
+        <w:t xml:space="preserve"> по датам и </w:t>
+      </w:r>
+      <w:r>
+        <w:rPr>
+          <w:rFonts w:ascii="Arial" w:hAnsi="Arial"/>
+          <w:b/>
+          <w:color w:val="1A1A1A"/>
+          <w:sz w:val="22"/>
+        </w:rPr>
+        <w:t>история решений</w:t>
+      </w:r>
+      <w:r>
+        <w:rPr>
+          <w:rFonts w:ascii="Arial" w:hAnsi="Arial"/>
+          <w:color w:val="1A1A1A"/>
+          <w:sz w:val="22"/>
+        </w:rPr>
+        <w:t>.</w:t>
       </w:r>
     </w:p>
     <w:p>
@@ -1361,7 +1699,453 @@
           <w:color w:val="1A1A1A"/>
           <w:sz w:val="26"/>
         </w:rPr>
-        <w:t>Что в профиле</w:t>
+        <w:t>Кнопки в досье</w:t>
+      </w:r>
+    </w:p>
+    <w:p>
+      <w:pPr>
+        <w:pStyle w:val="ListBullet"/>
+      </w:pPr>
+      <w:r>
+        <w:rPr>
+          <w:rFonts w:ascii="Arial" w:hAnsi="Arial"/>
+          <w:b/>
+          <w:color w:val="1A1A1A"/>
+          <w:sz w:val="22"/>
+        </w:rPr>
+        <w:t>Сохранить, Временно отложить, Категорически нет</w:t>
+      </w:r>
+      <w:r>
+        <w:rPr>
+          <w:rFonts w:ascii="Arial" w:hAnsi="Arial"/>
+          <w:color w:val="1A1A1A"/>
+          <w:sz w:val="22"/>
+        </w:rPr>
+        <w:t xml:space="preserve"> — как на «Сегодня».</w:t>
+      </w:r>
+    </w:p>
+    <w:p>
+      <w:pPr>
+        <w:pStyle w:val="ListBullet"/>
+      </w:pPr>
+      <w:r>
+        <w:rPr>
+          <w:rFonts w:ascii="Arial" w:hAnsi="Arial"/>
+          <w:b/>
+          <w:color w:val="1A1A1A"/>
+          <w:sz w:val="22"/>
+        </w:rPr>
+        <w:t>Вести особо</w:t>
+      </w:r>
+      <w:r>
+        <w:rPr>
+          <w:rFonts w:ascii="Arial" w:hAnsi="Arial"/>
+          <w:color w:val="1A1A1A"/>
+          <w:sz w:val="22"/>
+        </w:rPr>
+        <w:t xml:space="preserve"> — сигнал на любое изменение резюме этого человека.</w:t>
+      </w:r>
+    </w:p>
+    <w:p>
+      <w:pPr>
+        <w:pStyle w:val="ListBullet"/>
+      </w:pPr>
+      <w:r>
+        <w:rPr>
+          <w:rFonts w:ascii="Arial" w:hAnsi="Arial"/>
+          <w:b/>
+          <w:color w:val="1A1A1A"/>
+          <w:sz w:val="22"/>
+        </w:rPr>
+        <w:t>Выгрузить в Word или PDF</w:t>
+      </w:r>
+      <w:r>
+        <w:rPr>
+          <w:rFonts w:ascii="Arial" w:hAnsi="Arial"/>
+          <w:color w:val="1A1A1A"/>
+          <w:sz w:val="22"/>
+        </w:rPr>
+        <w:t xml:space="preserve"> — досье файлом, например для нанимающего руководителя. Контактов в файле</w:t>
+      </w:r>
+    </w:p>
+    <w:p>
+      <w:pPr>
+        <w:spacing w:after="120"/>
+      </w:pPr>
+      <w:r>
+        <w:rPr>
+          <w:rFonts w:ascii="Arial" w:hAnsi="Arial"/>
+          <w:color w:val="1A1A1A"/>
+          <w:sz w:val="22"/>
+        </w:rPr>
+        <w:t>нет. Каждая выгрузка записывается в журнал доступа.</w:t>
+      </w:r>
+    </w:p>
+    <w:p>
+      <w:pPr>
+        <w:pStyle w:val="ListBullet"/>
+      </w:pPr>
+      <w:r>
+        <w:rPr>
+          <w:rFonts w:ascii="Arial" w:hAnsi="Arial"/>
+          <w:b/>
+          <w:color w:val="1A1A1A"/>
+          <w:sz w:val="22"/>
+        </w:rPr>
+        <w:t>Открыть контакт</w:t>
+      </w:r>
+      <w:r>
+        <w:rPr>
+          <w:rFonts w:ascii="Arial" w:hAnsi="Arial"/>
+          <w:color w:val="1A1A1A"/>
+          <w:sz w:val="22"/>
+        </w:rPr>
+        <w:t xml:space="preserve"> (у кандидата) — </w:t>
+      </w:r>
+      <w:r>
+        <w:rPr>
+          <w:rFonts w:ascii="Arial" w:hAnsi="Arial"/>
+          <w:b/>
+          <w:color w:val="1A1A1A"/>
+          <w:sz w:val="22"/>
+        </w:rPr>
+        <w:t>платно: hh спишет один контакт</w:t>
+      </w:r>
+      <w:r>
+        <w:rPr>
+          <w:rFonts w:ascii="Arial" w:hAnsi="Arial"/>
+          <w:color w:val="1A1A1A"/>
+          <w:sz w:val="22"/>
+        </w:rPr>
+        <w:t>. Сначала появится окно</w:t>
+      </w:r>
+    </w:p>
+    <w:p>
+      <w:pPr>
+        <w:spacing w:after="120"/>
+      </w:pPr>
+      <w:r>
+        <w:rPr>
+          <w:rFonts w:ascii="Arial" w:hAnsi="Arial"/>
+          <w:color w:val="1A1A1A"/>
+          <w:sz w:val="22"/>
+        </w:rPr>
+        <w:t>подтверждения, «Отмена» ничего не стоит. Если соискатель скрыл контакты, система скажет об этом до списания. Открытый контакт виден только в досье; каждое открытие и каждый показ пишутся в журнал доступа. Открывайте, только когда контакт действительно нужен.</w:t>
+      </w:r>
+    </w:p>
+    <w:p>
+      <w:pPr>
+        <w:pStyle w:val="ListBullet"/>
+      </w:pPr>
+      <w:r>
+        <w:rPr>
+          <w:rFonts w:ascii="Arial" w:hAnsi="Arial"/>
+          <w:b/>
+          <w:color w:val="1A1A1A"/>
+          <w:sz w:val="22"/>
+        </w:rPr>
+        <w:t>Написать</w:t>
+      </w:r>
+      <w:r>
+        <w:rPr>
+          <w:rFonts w:ascii="Arial" w:hAnsi="Arial"/>
+          <w:color w:val="1A1A1A"/>
+          <w:sz w:val="22"/>
+        </w:rPr>
+        <w:t xml:space="preserve"> (у кандидата) — агент готовит черновик письма. Поправьте текст, нажмите **«Скопировать и</w:t>
+      </w:r>
+    </w:p>
+    <w:p>
+      <w:pPr>
+        <w:spacing w:after="120"/>
+      </w:pPr>
+      <w:r>
+        <w:rPr>
+          <w:rFonts w:ascii="Arial" w:hAnsi="Arial"/>
+          <w:color w:val="1A1A1A"/>
+          <w:sz w:val="22"/>
+        </w:rPr>
+        <w:t>одобрить»** — текст окажется в буфере обмена, кандидат перейдёт на этап «Написали». Вставьте текст (Ctrl+V) туда, где ведёте переписку, и отправьте сами. Ваши правки сохраняются — по ним агент учится писать в вашем стиле.</w:t>
+      </w:r>
+    </w:p>
+    <w:p>
+      <w:pPr>
+        <w:spacing w:before="40" w:after="40"/>
+      </w:pPr>
+    </w:p>
+    <w:p>
+      <w:pPr>
+        <w:pStyle w:val="Heading2"/>
+      </w:pPr>
+      <w:r>
+        <w:rPr>
+          <w:rFonts w:ascii="Arial" w:hAnsi="Arial"/>
+          <w:b/>
+          <w:color w:val="1E7B45"/>
+          <w:sz w:val="30"/>
+        </w:rPr>
+        <w:t>6. База</w:t>
+      </w:r>
+    </w:p>
+    <w:p>
+      <w:pPr>
+        <w:spacing w:after="120"/>
+      </w:pPr>
+      <w:r>
+        <w:rPr>
+          <w:rFonts w:ascii="Arial" w:hAnsi="Arial"/>
+          <w:color w:val="1A1A1A"/>
+          <w:sz w:val="22"/>
+        </w:rPr>
+        <w:t>Все карточки одной таблицей. Щелчок по заголовку сортирует, повторный — в обратную сторону. Строка под заголовками — фильтры: город, должность, подразделение, «балл от», где числится, источник. Фильтры складываются; ссылку на отфильтрованный список можно скопировать и отправить коллеге.</w:t>
+      </w:r>
+    </w:p>
+    <w:p>
+      <w:pPr>
+        <w:spacing w:after="120"/>
+      </w:pPr>
+      <w:r>
+        <w:rPr>
+          <w:rFonts w:ascii="Arial" w:hAnsi="Arial"/>
+          <w:b/>
+          <w:color w:val="1A1A1A"/>
+          <w:sz w:val="22"/>
+        </w:rPr>
+        <w:t>Поиск по смыслу</w:t>
+      </w:r>
+      <w:r>
+        <w:rPr>
+          <w:rFonts w:ascii="Arial" w:hAnsi="Arial"/>
+          <w:color w:val="1A1A1A"/>
+          <w:sz w:val="22"/>
+        </w:rPr>
+        <w:t xml:space="preserve"> — строка сверху. Опишите словами, кто нужен: «схемотехник Altium», «менеджер B2B продаж систем безопасности» — и нажмите «Найти». Список придёт по близости, с процентом совпадения.</w:t>
+      </w:r>
+    </w:p>
+    <w:p>
+      <w:pPr>
+        <w:spacing w:after="120"/>
+      </w:pPr>
+      <w:r>
+        <w:rPr>
+          <w:rFonts w:ascii="Arial" w:hAnsi="Arial"/>
+          <w:b/>
+          <w:color w:val="1A1A1A"/>
+          <w:sz w:val="22"/>
+        </w:rPr>
+        <w:t>«Загрузить резюме»</w:t>
+      </w:r>
+      <w:r>
+        <w:rPr>
+          <w:rFonts w:ascii="Arial" w:hAnsi="Arial"/>
+          <w:color w:val="1A1A1A"/>
+          <w:sz w:val="22"/>
+        </w:rPr>
+        <w:t xml:space="preserve"> (видит руководитель отдела персонала) — внеплановая загрузка с hh. Окно покажет, сколько полных резюме можно скачать сегодня; больше остатка ввести нельзя. Поиск бесплатный, полное резюме тратит один просмотр из дневного лимита hh — </w:t>
+      </w:r>
+      <w:r>
+        <w:rPr>
+          <w:rFonts w:ascii="Arial" w:hAnsi="Arial"/>
+          <w:b/>
+          <w:color w:val="1A1A1A"/>
+          <w:sz w:val="22"/>
+        </w:rPr>
+        <w:t>того же лимита, что на сайте hh</w:t>
+      </w:r>
+      <w:r>
+        <w:rPr>
+          <w:rFonts w:ascii="Arial" w:hAnsi="Arial"/>
+          <w:color w:val="1A1A1A"/>
+          <w:sz w:val="22"/>
+        </w:rPr>
+        <w:t xml:space="preserve"> (500 в сутки на компанию). Если днём выбрать всё, на сайте hh тоже не останется просмотров до завтра.</w:t>
+      </w:r>
+    </w:p>
+    <w:p>
+      <w:pPr>
+        <w:spacing w:before="40" w:after="40"/>
+      </w:pPr>
+    </w:p>
+    <w:p>
+      <w:pPr>
+        <w:pStyle w:val="Heading2"/>
+      </w:pPr>
+      <w:r>
+        <w:rPr>
+          <w:rFonts w:ascii="Arial" w:hAnsi="Arial"/>
+          <w:b/>
+          <w:color w:val="1E7B45"/>
+          <w:sz w:val="30"/>
+        </w:rPr>
+        <w:t>7. Вакансии и воронка</w:t>
+      </w:r>
+    </w:p>
+    <w:p>
+      <w:pPr>
+        <w:spacing w:after="120"/>
+      </w:pPr>
+      <w:r>
+        <w:rPr>
+          <w:rFonts w:ascii="Arial" w:hAnsi="Arial"/>
+          <w:b/>
+          <w:color w:val="1A1A1A"/>
+          <w:sz w:val="22"/>
+        </w:rPr>
+        <w:t>Новая вакансия.</w:t>
+      </w:r>
+      <w:r>
+        <w:rPr>
+          <w:rFonts w:ascii="Arial" w:hAnsi="Arial"/>
+          <w:color w:val="1A1A1A"/>
+          <w:sz w:val="22"/>
+        </w:rPr>
+        <w:t xml:space="preserve"> Вкладка «Вакансии» → «Новая вакансия»: должность из базы должностей (только с утверждённым портретом), число ставок, срок. Заявки из 1С и публикация на hh появятся позже.</w:t>
+      </w:r>
+    </w:p>
+    <w:p>
+      <w:pPr>
+        <w:spacing w:after="120"/>
+      </w:pPr>
+      <w:r>
+        <w:rPr>
+          <w:rFonts w:ascii="Arial" w:hAnsi="Arial"/>
+          <w:color w:val="1A1A1A"/>
+          <w:sz w:val="22"/>
+        </w:rPr>
+        <w:t>На карточке вакансии:</w:t>
+      </w:r>
+    </w:p>
+    <w:p>
+      <w:pPr>
+        <w:pStyle w:val="ListBullet"/>
+      </w:pPr>
+      <w:r>
+        <w:rPr>
+          <w:rFonts w:ascii="Arial" w:hAnsi="Arial"/>
+          <w:b/>
+          <w:color w:val="1A1A1A"/>
+          <w:sz w:val="22"/>
+        </w:rPr>
+        <w:t>«Показать подходящих»</w:t>
+      </w:r>
+      <w:r>
+        <w:rPr>
+          <w:rFonts w:ascii="Arial" w:hAnsi="Arial"/>
+          <w:color w:val="1A1A1A"/>
+          <w:sz w:val="22"/>
+        </w:rPr>
+        <w:t xml:space="preserve"> — база с людьми по этой должности, сверху самые высокие баллы;</w:t>
+      </w:r>
+    </w:p>
+    <w:p>
+      <w:pPr>
+        <w:pStyle w:val="ListBullet"/>
+      </w:pPr>
+      <w:r>
+        <w:rPr>
+          <w:rFonts w:ascii="Arial" w:hAnsi="Arial"/>
+          <w:b/>
+          <w:color w:val="1A1A1A"/>
+          <w:sz w:val="22"/>
+        </w:rPr>
+        <w:t>«Воронка»</w:t>
+      </w:r>
+      <w:r>
+        <w:rPr>
+          <w:rFonts w:ascii="Arial" w:hAnsi="Arial"/>
+          <w:color w:val="1A1A1A"/>
+          <w:sz w:val="22"/>
+        </w:rPr>
+        <w:t xml:space="preserve"> — кандидаты по этапам;</w:t>
+      </w:r>
+    </w:p>
+    <w:p>
+      <w:pPr>
+        <w:pStyle w:val="ListBullet"/>
+      </w:pPr>
+      <w:r>
+        <w:rPr>
+          <w:rFonts w:ascii="Arial" w:hAnsi="Arial"/>
+          <w:b/>
+          <w:color w:val="1A1A1A"/>
+          <w:sz w:val="22"/>
+        </w:rPr>
+        <w:t>«Закрыть вакансию»</w:t>
+      </w:r>
+      <w:r>
+        <w:rPr>
+          <w:rFonts w:ascii="Arial" w:hAnsi="Arial"/>
+          <w:color w:val="1A1A1A"/>
+          <w:sz w:val="22"/>
+        </w:rPr>
+        <w:t xml:space="preserve"> — с комментарием не короче 200 знаков: чем закрыта потребность и что учесть в</w:t>
+      </w:r>
+    </w:p>
+    <w:p>
+      <w:pPr>
+        <w:spacing w:after="120"/>
+      </w:pPr>
+      <w:r>
+        <w:rPr>
+          <w:rFonts w:ascii="Arial" w:hAnsi="Arial"/>
+          <w:color w:val="1A1A1A"/>
+          <w:sz w:val="22"/>
+        </w:rPr>
+        <w:t>следующий раз. Закрытие не останавливает подбор: агент продолжает копить подходящих, и у закрытой вакансии есть «Кто накопился по позиции» и «Открыть заново».</w:t>
+      </w:r>
+    </w:p>
+    <w:p>
+      <w:pPr>
+        <w:spacing w:after="120"/>
+      </w:pPr>
+      <w:r>
+        <w:rPr>
+          <w:rFonts w:ascii="Arial" w:hAnsi="Arial"/>
+          <w:b/>
+          <w:color w:val="1A1A1A"/>
+          <w:sz w:val="22"/>
+        </w:rPr>
+        <w:t>Воронка.</w:t>
+      </w:r>
+      <w:r>
+        <w:rPr>
+          <w:rFonts w:ascii="Arial" w:hAnsi="Arial"/>
+          <w:color w:val="1A1A1A"/>
+          <w:sz w:val="22"/>
+        </w:rPr>
+        <w:t xml:space="preserve"> Этапы: Отобран агентом → Написали → Ответил → Телефонное интервью → Встреча с руководителем → Тестовое задание → Проверка СБ → Оффер → Резерв. У этапа видно, сколько людей и сколько дней в среднем они на нём. «Перевести» на карточке — выбрать следующий этап; для интервью укажите дату и время, встреча появится на «Сегодня». Для отказа нужна причина. Карточку можно и перетащить мышью на нужный этап.</w:t>
+      </w:r>
+    </w:p>
+    <w:p>
+      <w:pPr>
+        <w:spacing w:before="40" w:after="40"/>
+      </w:pPr>
+    </w:p>
+    <w:p>
+      <w:pPr>
+        <w:pStyle w:val="Heading2"/>
+      </w:pPr>
+      <w:r>
+        <w:rPr>
+          <w:rFonts w:ascii="Arial" w:hAnsi="Arial"/>
+          <w:b/>
+          <w:color w:val="1E7B45"/>
+          <w:sz w:val="30"/>
+        </w:rPr>
+        <w:t>8. База должностей: как уточнять портрет</w:t>
+      </w:r>
+    </w:p>
+    <w:p>
+      <w:pPr>
+        <w:spacing w:after="120"/>
+      </w:pPr>
+      <w:r>
+        <w:rPr>
+          <w:rFonts w:ascii="Arial" w:hAnsi="Arial"/>
+          <w:color w:val="1A1A1A"/>
+          <w:sz w:val="22"/>
+        </w:rPr>
+        <w:t>Портрет должности определяет, кого агент ищет и как считает балл. Править может любой рекрутер, утверждает руководитель отдела персонала.</w:t>
       </w:r>
     </w:p>
     <w:tbl>
@@ -1473,7 +2257,7 @@
                 <w:color w:val="1A1A1A"/>
                 <w:sz w:val="19"/>
               </w:rPr>
-              <w:t>то, без чего разговор не начинается</w:t>
+              <w:t>без чего разговор не начинается</w:t>
             </w:r>
           </w:p>
         </w:tc>
@@ -1489,7 +2273,7 @@
                 <w:color w:val="1A1A1A"/>
                 <w:sz w:val="19"/>
               </w:rPr>
-              <w:t>профильный опыт от 3 лет; схемотехника; Altium или аналог</w:t>
+              <w:t>профильный опыт от 3 лет; схемотехника</w:t>
             </w:r>
           </w:p>
         </w:tc>
@@ -1507,7 +2291,7 @@
                 <w:color w:val="1A1A1A"/>
                 <w:sz w:val="19"/>
               </w:rPr>
-              <w:t>Желательные</w:t>
+              <w:t>Желательно</w:t>
             </w:r>
           </w:p>
         </w:tc>
@@ -1523,7 +2307,7 @@
                 <w:color w:val="1A1A1A"/>
                 <w:sz w:val="19"/>
               </w:rPr>
-              <w:t>то, что добавляет баллы</w:t>
+              <w:t>что добавляет баллы</w:t>
             </w:r>
           </w:p>
         </w:tc>
@@ -1539,7 +2323,7 @@
                 <w:color w:val="1A1A1A"/>
                 <w:sz w:val="19"/>
               </w:rPr>
-              <w:t>опыт вывода изделия в серию; работа с контрактным производством</w:t>
+              <w:t>вывод изделия в серию; контрактное производство</w:t>
             </w:r>
           </w:p>
         </w:tc>
@@ -1573,7 +2357,7 @@
                 <w:color w:val="1A1A1A"/>
                 <w:sz w:val="19"/>
               </w:rPr>
-              <w:t>то, после чего смотреть не будем</w:t>
+              <w:t>после чего смотреть не будем</w:t>
             </w:r>
           </w:p>
         </w:tc>
@@ -1623,7 +2407,7 @@
                 <w:color w:val="1A1A1A"/>
                 <w:sz w:val="19"/>
               </w:rPr>
-              <w:t>как это выглядит в резюме, включая синонимы и ошибки</w:t>
+              <w:t>как это пишут в резюме, с синонимами и ошибками</w:t>
             </w:r>
           </w:p>
         </w:tc>
@@ -1639,7 +2423,7 @@
                 <w:color w:val="1A1A1A"/>
                 <w:sz w:val="19"/>
               </w:rPr>
-              <w:t>Altium, Altium Designer, альтиум, OrCAD, трассировка плат</w:t>
+              <w:t>Altium, Altium Designer, альтиум, OrCAD</w:t>
             </w:r>
           </w:p>
         </w:tc>
@@ -1689,7 +2473,7 @@
                 <w:color w:val="1A1A1A"/>
                 <w:sz w:val="19"/>
               </w:rPr>
-              <w:t>Болид, Рубеж, Аргус-Спектр, приборостроительные заводы</w:t>
+              <w:t>Болид, Рубеж, Аргус-Спектр</w:t>
             </w:r>
           </w:p>
         </w:tc>
@@ -1723,7 +2507,7 @@
                 <w:color w:val="1A1A1A"/>
                 <w:sz w:val="19"/>
               </w:rPr>
-              <w:t>оклад и совокупный доход</w:t>
+              <w:t>оклад на руки</w:t>
             </w:r>
           </w:p>
         </w:tc>
@@ -1739,7 +2523,7 @@
                 <w:color w:val="1A1A1A"/>
                 <w:sz w:val="19"/>
               </w:rPr>
-              <w:t>150 000 – 200 000 ₽</w:t>
+              <w:t>можно не заполнять</w:t>
             </w:r>
           </w:p>
         </w:tc>
@@ -1789,7 +2573,7 @@
                 <w:color w:val="1A1A1A"/>
                 <w:sz w:val="19"/>
               </w:rPr>
-              <w:t>Краснодар; переезд при доходе от 150 000 ₽</w:t>
+              <w:t>Краснодар</w:t>
             </w:r>
           </w:p>
         </w:tc>
@@ -1823,7 +2607,7 @@
                 <w:color w:val="1A1A1A"/>
                 <w:sz w:val="19"/>
               </w:rPr>
-              <w:t>сколько стоит каждый признак в баллах</w:t>
+              <w:t>сколько стоит каждый признак</w:t>
             </w:r>
           </w:p>
         </w:tc>
@@ -1839,7 +2623,7 @@
                 <w:color w:val="1A1A1A"/>
                 <w:sz w:val="19"/>
               </w:rPr>
-              <w:t>опыт 20, инструменты 20, отрасль 15, география 10</w:t>
+              <w:t>опыт 20, ключевые слова 20, должность 15</w:t>
             </w:r>
           </w:p>
         </w:tc>
@@ -1848,21 +2632,7 @@
     <w:p/>
     <w:p>
       <w:pPr>
-        <w:pStyle w:val="Heading3"/>
-      </w:pPr>
-      <w:r>
-        <w:rPr>
-          <w:rFonts w:ascii="Arial" w:hAnsi="Arial"/>
-          <w:b/>
-          <w:color w:val="1A1A1A"/>
-          <w:sz w:val="26"/>
-        </w:rPr>
-        <w:t>Как править, чтобы не сломать</w:t>
-      </w:r>
-    </w:p>
-    <w:p>
-      <w:pPr>
-        <w:pStyle w:val="ListNumber"/>
+        <w:spacing w:after="120"/>
       </w:pPr>
       <w:r>
         <w:rPr>
@@ -1870,7 +2640,7 @@
           <w:color w:val="1A1A1A"/>
           <w:sz w:val="22"/>
         </w:rPr>
-        <w:t>Меняйте по одному признаку за раз. Изменили сразу пять — не поймёте, что сработало.</w:t>
+        <w:t>Как править, чтобы не сломать:</w:t>
       </w:r>
     </w:p>
     <w:p>
@@ -1883,7 +2653,319 @@
           <w:color w:val="1A1A1A"/>
           <w:sz w:val="22"/>
         </w:rPr>
-        <w:t xml:space="preserve">Перед сохранением нажмите </w:t>
+        <w:t>Меняйте по одному признаку за раз — иначе не поймёте, что сработало.</w:t>
+      </w:r>
+    </w:p>
+    <w:p>
+      <w:pPr>
+        <w:pStyle w:val="ListNumber"/>
+      </w:pPr>
+      <w:r>
+        <w:rPr>
+          <w:rFonts w:ascii="Arial" w:hAnsi="Arial"/>
+          <w:b/>
+          <w:color w:val="1A1A1A"/>
+          <w:sz w:val="22"/>
+        </w:rPr>
+        <w:t>«Сохранить как новую версию»</w:t>
+      </w:r>
+      <w:r>
+        <w:rPr>
+          <w:rFonts w:ascii="Arial" w:hAnsi="Arial"/>
+          <w:color w:val="1A1A1A"/>
+          <w:sz w:val="22"/>
+        </w:rPr>
+        <w:t xml:space="preserve"> — правка не меняет выдачу сразу: подбор идёт по прежней версии, пока новую не утвердят.</w:t>
+      </w:r>
+    </w:p>
+    <w:p>
+      <w:pPr>
+        <w:pStyle w:val="ListNumber"/>
+      </w:pPr>
+      <w:r>
+        <w:rPr>
+          <w:rFonts w:ascii="Arial" w:hAnsi="Arial"/>
+          <w:b/>
+          <w:color w:val="1A1A1A"/>
+          <w:sz w:val="22"/>
+        </w:rPr>
+        <w:t>«Предпросмотр изменений»</w:t>
+      </w:r>
+      <w:r>
+        <w:rPr>
+          <w:rFonts w:ascii="Arial" w:hAnsi="Arial"/>
+          <w:color w:val="1A1A1A"/>
+          <w:sz w:val="22"/>
+        </w:rPr>
+        <w:t xml:space="preserve"> у новой версии — сколько людей проходят порог сейчас и сколько пройдёт по новой, кто войдёт в выдачу, а кто выпадет. Если после правки остаётся три человека — планка слишком высокая.</w:t>
+      </w:r>
+    </w:p>
+    <w:p>
+      <w:pPr>
+        <w:pStyle w:val="ListNumber"/>
+      </w:pPr>
+      <w:r>
+        <w:rPr>
+          <w:rFonts w:ascii="Arial" w:hAnsi="Arial"/>
+          <w:b/>
+          <w:color w:val="1A1A1A"/>
+          <w:sz w:val="22"/>
+        </w:rPr>
+        <w:t>«Утвердить»</w:t>
+      </w:r>
+      <w:r>
+        <w:rPr>
+          <w:rFonts w:ascii="Arial" w:hAnsi="Arial"/>
+          <w:color w:val="1A1A1A"/>
+          <w:sz w:val="22"/>
+        </w:rPr>
+        <w:t xml:space="preserve"> (руководитель) — версия начинает действовать, база пересчитывается в фоне. Ход пересчёта — во вкладке «Схема».</w:t>
+      </w:r>
+    </w:p>
+    <w:p>
+      <w:pPr>
+        <w:spacing w:after="120"/>
+      </w:pPr>
+      <w:r>
+        <w:rPr>
+          <w:rFonts w:ascii="Arial" w:hAnsi="Arial"/>
+          <w:b/>
+          <w:color w:val="1A1A1A"/>
+          <w:sz w:val="22"/>
+        </w:rPr>
+        <w:t>«Заменить должностную инструкцию»</w:t>
+      </w:r>
+      <w:r>
+        <w:rPr>
+          <w:rFonts w:ascii="Arial" w:hAnsi="Arial"/>
+          <w:color w:val="1A1A1A"/>
+          <w:sz w:val="22"/>
+        </w:rPr>
+        <w:t xml:space="preserve"> — загрузить новую редакцию (.docx или .pdf), когда инструкцию изменили в компании. Из неё создаётся черновая версия портрета; молча портрет не меняется.</w:t>
+      </w:r>
+    </w:p>
+    <w:p>
+      <w:pPr>
+        <w:spacing w:after="120"/>
+      </w:pPr>
+      <w:r>
+        <w:rPr>
+          <w:rFonts w:ascii="Arial" w:hAnsi="Arial"/>
+          <w:color w:val="1A1A1A"/>
+          <w:sz w:val="22"/>
+        </w:rPr>
+        <w:t>Чего не делать: править портрет под одного человека, которого хочется провести; менять веса каждый день — пересчёт не успевает показать результат; ставить всем признакам одинаковый вес — балл перестаёт различать людей.</w:t>
+      </w:r>
+    </w:p>
+    <w:p>
+      <w:pPr>
+        <w:spacing w:before="40" w:after="40"/>
+      </w:pPr>
+    </w:p>
+    <w:p>
+      <w:pPr>
+        <w:pStyle w:val="Heading2"/>
+      </w:pPr>
+      <w:r>
+        <w:rPr>
+          <w:rFonts w:ascii="Arial" w:hAnsi="Arial"/>
+          <w:b/>
+          <w:color w:val="1E7B45"/>
+          <w:sz w:val="30"/>
+        </w:rPr>
+        <w:t>9. Как учить агента: «Обучение агента»</w:t>
+      </w:r>
+    </w:p>
+    <w:p>
+      <w:pPr>
+        <w:spacing w:after="120"/>
+      </w:pPr>
+      <w:r>
+        <w:rPr>
+          <w:rFonts w:ascii="Arial" w:hAnsi="Arial"/>
+          <w:color w:val="1A1A1A"/>
+          <w:sz w:val="22"/>
+        </w:rPr>
+        <w:t>Агент учится на ваших обычных действиях:</w:t>
+      </w:r>
+    </w:p>
+    <w:p>
+      <w:pPr>
+        <w:pStyle w:val="ListBullet"/>
+      </w:pPr>
+      <w:r>
+        <w:rPr>
+          <w:rFonts w:ascii="Arial" w:hAnsi="Arial"/>
+          <w:b/>
+          <w:color w:val="1A1A1A"/>
+          <w:sz w:val="22"/>
+        </w:rPr>
+        <w:t>комментарии к «Временно отложить» и «Категорически нет»</w:t>
+      </w:r>
+      <w:r>
+        <w:rPr>
+          <w:rFonts w:ascii="Arial" w:hAnsi="Arial"/>
+          <w:color w:val="1A1A1A"/>
+          <w:sz w:val="22"/>
+        </w:rPr>
+        <w:t xml:space="preserve"> — главный материал;</w:t>
+      </w:r>
+    </w:p>
+    <w:p>
+      <w:pPr>
+        <w:pStyle w:val="ListBullet"/>
+      </w:pPr>
+      <w:r>
+        <w:rPr>
+          <w:rFonts w:ascii="Arial" w:hAnsi="Arial"/>
+          <w:b/>
+          <w:color w:val="1A1A1A"/>
+          <w:sz w:val="22"/>
+        </w:rPr>
+        <w:t>правки черновиков писем</w:t>
+      </w:r>
+      <w:r>
+        <w:rPr>
+          <w:rFonts w:ascii="Arial" w:hAnsi="Arial"/>
+          <w:color w:val="1A1A1A"/>
+          <w:sz w:val="22"/>
+        </w:rPr>
+        <w:t xml:space="preserve"> — через несколько правок шаблон становится вашим;</w:t>
+      </w:r>
+    </w:p>
+    <w:p>
+      <w:pPr>
+        <w:pStyle w:val="ListBullet"/>
+      </w:pPr>
+      <w:r>
+        <w:rPr>
+          <w:rFonts w:ascii="Arial" w:hAnsi="Arial"/>
+          <w:b/>
+          <w:color w:val="1A1A1A"/>
+          <w:sz w:val="22"/>
+        </w:rPr>
+        <w:t>сообщения в чате обучения</w:t>
+      </w:r>
+      <w:r>
+        <w:rPr>
+          <w:rFonts w:ascii="Arial" w:hAnsi="Arial"/>
+          <w:color w:val="1A1A1A"/>
+          <w:sz w:val="22"/>
+        </w:rPr>
+        <w:t>.</w:t>
+      </w:r>
+    </w:p>
+    <w:p>
+      <w:pPr>
+        <w:spacing w:after="120"/>
+      </w:pPr>
+      <w:r>
+        <w:rPr>
+          <w:rFonts w:ascii="Arial" w:hAnsi="Arial"/>
+          <w:b/>
+          <w:color w:val="1A1A1A"/>
+          <w:sz w:val="22"/>
+        </w:rPr>
+        <w:t>Чат.</w:t>
+      </w:r>
+      <w:r>
+        <w:rPr>
+          <w:rFonts w:ascii="Arial" w:hAnsi="Arial"/>
+          <w:color w:val="1A1A1A"/>
+          <w:sz w:val="22"/>
+        </w:rPr>
+        <w:t xml:space="preserve"> Пишите всё, что заметили: замечание, рекомендацию, критику, вопрос. Сообщение не короче 40 знаков. Имена и контакты из текста вырезаются до того, как он попадёт к модели. Полезные примеры:</w:t>
+      </w:r>
+    </w:p>
+    <w:p>
+      <w:pPr>
+        <w:pStyle w:val="ListBullet"/>
+      </w:pPr>
+      <w:r>
+        <w:rPr>
+          <w:rFonts w:ascii="Arial" w:hAnsi="Arial"/>
+          <w:color w:val="1A1A1A"/>
+          <w:sz w:val="22"/>
+        </w:rPr>
+        <w:t>«По продажам третий день приходят люди из розницы. Ожидала, что их отсечёт требование B2B-опыта.»</w:t>
+      </w:r>
+    </w:p>
+    <w:p>
+      <w:pPr>
+        <w:pStyle w:val="ListBullet"/>
+      </w:pPr>
+      <w:r>
+        <w:rPr>
+          <w:rFonts w:ascii="Arial" w:hAnsi="Arial"/>
+          <w:color w:val="1A1A1A"/>
+          <w:sz w:val="22"/>
+        </w:rPr>
+        <w:t>«Для инженерных ролей стоит поднять вес открытого кода: по двум последним наймам GitHub предсказал</w:t>
+      </w:r>
+    </w:p>
+    <w:p>
+      <w:pPr>
+        <w:spacing w:after="120"/>
+      </w:pPr>
+      <w:r>
+        <w:rPr>
+          <w:rFonts w:ascii="Arial" w:hAnsi="Arial"/>
+          <w:color w:val="1A1A1A"/>
+          <w:sz w:val="22"/>
+        </w:rPr>
+        <w:t>уровень лучше, чем стаж.»</w:t>
+      </w:r>
+    </w:p>
+    <w:p>
+      <w:pPr>
+        <w:pStyle w:val="ListBullet"/>
+      </w:pPr>
+      <w:r>
+        <w:rPr>
+          <w:rFonts w:ascii="Arial" w:hAnsi="Arial"/>
+          <w:color w:val="1A1A1A"/>
+          <w:sz w:val="22"/>
+        </w:rPr>
+        <w:t>«Письма для ОТК звучат как для продажников, два отказа подряд с формулировкой «не интересно».»</w:t>
+      </w:r>
+    </w:p>
+    <w:p>
+      <w:pPr>
+        <w:spacing w:after="120"/>
+      </w:pPr>
+      <w:r>
+        <w:rPr>
+          <w:rFonts w:ascii="Arial" w:hAnsi="Arial"/>
+          <w:color w:val="1A1A1A"/>
+          <w:sz w:val="22"/>
+        </w:rPr>
+        <w:t>Что дальше:</w:t>
+      </w:r>
+    </w:p>
+    <w:p>
+      <w:pPr>
+        <w:pStyle w:val="ListNumber"/>
+      </w:pPr>
+      <w:r>
+        <w:rPr>
+          <w:rFonts w:ascii="Arial" w:hAnsi="Arial"/>
+          <w:color w:val="1A1A1A"/>
+          <w:sz w:val="22"/>
+        </w:rPr>
+        <w:t>Агент ищет похожие сообщения. Одна жалоба ничего не меняет, три об одном — уже предложение.</w:t>
+      </w:r>
+    </w:p>
+    <w:p>
+      <w:pPr>
+        <w:pStyle w:val="ListNumber"/>
+      </w:pPr>
+      <w:r>
+        <w:rPr>
+          <w:rFonts w:ascii="Arial" w:hAnsi="Arial"/>
+          <w:color w:val="1A1A1A"/>
+          <w:sz w:val="22"/>
+        </w:rPr>
+        <w:t xml:space="preserve">Раз в неделю собирается </w:t>
       </w:r>
       <w:r>
         <w:rPr>
@@ -1892,7 +2974,7 @@
           <w:color w:val="1A1A1A"/>
           <w:sz w:val="22"/>
         </w:rPr>
-        <w:t>«Предпросмотр»</w:t>
+        <w:t>недельная сводка</w:t>
       </w:r>
       <w:r>
         <w:rPr>
@@ -1900,7 +2982,7 @@
           <w:color w:val="1A1A1A"/>
           <w:sz w:val="22"/>
         </w:rPr>
-        <w:t>: агент покажет, сколько людей из базы прошли бы новый профиль и кто именно выпал. Если после правки в выдаче остаётся три человека из четырёх тысяч — планка слишком высокая.</w:t>
+        <w:t>: что предлагается изменить, на чём основано, вопрос.</w:t>
       </w:r>
     </w:p>
     <w:p>
@@ -1913,634 +2995,7 @@
           <w:color w:val="1A1A1A"/>
           <w:sz w:val="22"/>
         </w:rPr>
-        <w:t>Сохранение создаёт новую версию профиля с датой и вашим именем. Старые оценки остаются привязанными к прежней версии: можно сравнить, стало ли лучше.</w:t>
-      </w:r>
-    </w:p>
-    <w:p>
-      <w:pPr>
-        <w:pStyle w:val="ListNumber"/>
-      </w:pPr>
-      <w:r>
-        <w:rPr>
-          <w:rFonts w:ascii="Arial" w:hAnsi="Arial"/>
-          <w:color w:val="1A1A1A"/>
-          <w:sz w:val="22"/>
-        </w:rPr>
-        <w:t>Пересчёт идёт ночью. Утром следующего дня выдача будет уже по новому профилю.</w:t>
-      </w:r>
-    </w:p>
-    <w:p>
-      <w:pPr>
-        <w:pStyle w:val="Heading3"/>
-      </w:pPr>
-      <w:r>
-        <w:rPr>
-          <w:rFonts w:ascii="Arial" w:hAnsi="Arial"/>
-          <w:b/>
-          <w:color w:val="1A1A1A"/>
-          <w:sz w:val="26"/>
-        </w:rPr>
-        <w:t>Когда править обязательно</w:t>
-      </w:r>
-    </w:p>
-    <w:p>
-      <w:pPr>
-        <w:pStyle w:val="ListBullet"/>
-      </w:pPr>
-      <w:r>
-        <w:rPr>
-          <w:rFonts w:ascii="Arial" w:hAnsi="Arial"/>
-          <w:color w:val="1A1A1A"/>
-          <w:sz w:val="22"/>
-        </w:rPr>
-        <w:t>После каждого закрытого найма: посмотрите, какой балл был у вышедшего</w:t>
-      </w:r>
-    </w:p>
-    <w:p>
-      <w:pPr>
-        <w:spacing w:after="120"/>
-      </w:pPr>
-      <w:r>
-        <w:rPr>
-          <w:rFonts w:ascii="Arial" w:hAnsi="Arial"/>
-          <w:color w:val="1A1A1A"/>
-          <w:sz w:val="22"/>
-        </w:rPr>
-        <w:t>человека. Если 62 — профиль занижает подходящих, и вы теряете таких же.</w:t>
-      </w:r>
-    </w:p>
-    <w:p>
-      <w:pPr>
-        <w:pStyle w:val="ListBullet"/>
-      </w:pPr>
-      <w:r>
-        <w:rPr>
-          <w:rFonts w:ascii="Arial" w:hAnsi="Arial"/>
-          <w:color w:val="1A1A1A"/>
-          <w:sz w:val="22"/>
-        </w:rPr>
-        <w:t>После отказа нанимающего руководителя: если он сказал «не тот уровень», а</w:t>
-      </w:r>
-    </w:p>
-    <w:p>
-      <w:pPr>
-        <w:spacing w:after="120"/>
-      </w:pPr>
-      <w:r>
-        <w:rPr>
-          <w:rFonts w:ascii="Arial" w:hAnsi="Arial"/>
-          <w:color w:val="1A1A1A"/>
-          <w:sz w:val="22"/>
-        </w:rPr>
-        <w:t>агент давал 80 — расхождение в профиле, а не в человеке.</w:t>
-      </w:r>
-    </w:p>
-    <w:p>
-      <w:pPr>
-        <w:pStyle w:val="ListBullet"/>
-      </w:pPr>
-      <w:r>
-        <w:rPr>
-          <w:rFonts w:ascii="Arial" w:hAnsi="Arial"/>
-          <w:color w:val="1A1A1A"/>
-          <w:sz w:val="22"/>
-        </w:rPr>
-        <w:t>Когда появляется новая должность: профиль создаётся из должностной инструкции</w:t>
-      </w:r>
-    </w:p>
-    <w:p>
-      <w:pPr>
-        <w:spacing w:after="120"/>
-      </w:pPr>
-      <w:r>
-        <w:rPr>
-          <w:rFonts w:ascii="Arial" w:hAnsi="Arial"/>
-          <w:color w:val="1A1A1A"/>
-          <w:sz w:val="22"/>
-        </w:rPr>
-        <w:t>одной кнопкой, но веса, доноров и вилку проставляете вы.</w:t>
-      </w:r>
-    </w:p>
-    <w:p>
-      <w:pPr>
-        <w:spacing w:after="120"/>
-      </w:pPr>
-      <w:r>
-        <w:rPr>
-          <w:rFonts w:ascii="Arial" w:hAnsi="Arial"/>
-          <w:color w:val="1A1A1A"/>
-          <w:sz w:val="22"/>
-        </w:rPr>
-        <w:t>Чего не делать: править профиль под одного конкретного человека, которого хочется провести; менять веса каждый день — пересчёт не успевает показать результат; ставить всем признакам вес 20 — тогда балл перестаёт различать людей.</w:t>
-      </w:r>
-    </w:p>
-    <w:p>
-      <w:pPr>
-        <w:spacing w:before="40" w:after="40"/>
-      </w:pPr>
-    </w:p>
-    <w:p>
-      <w:pPr>
-        <w:pStyle w:val="Heading2"/>
-      </w:pPr>
-      <w:r>
-        <w:rPr>
-          <w:rFonts w:ascii="Arial" w:hAnsi="Arial"/>
-          <w:b/>
-          <w:color w:val="1E7B45"/>
-          <w:sz w:val="30"/>
-        </w:rPr>
-        <w:t>5. Как учить агента и куда писать критику</w:t>
-      </w:r>
-    </w:p>
-    <w:p>
-      <w:pPr>
-        <w:spacing w:after="120"/>
-      </w:pPr>
-      <w:r>
-        <w:rPr>
-          <w:rFonts w:ascii="Arial" w:hAnsi="Arial"/>
-          <w:color w:val="1A1A1A"/>
-          <w:sz w:val="22"/>
-        </w:rPr>
-        <w:t>Агент учится тремя способами, и все три — это ваши обычные действия, а не отдельная работа.</w:t>
-      </w:r>
-    </w:p>
-    <w:p>
-      <w:pPr>
-        <w:spacing w:after="120"/>
-      </w:pPr>
-      <w:r>
-        <w:rPr>
-          <w:rFonts w:ascii="Arial" w:hAnsi="Arial"/>
-          <w:b/>
-          <w:color w:val="1A1A1A"/>
-          <w:sz w:val="22"/>
-        </w:rPr>
-        <w:t>Причина отказа.</w:t>
-      </w:r>
-      <w:r>
-        <w:rPr>
-          <w:rFonts w:ascii="Arial" w:hAnsi="Arial"/>
-          <w:color w:val="1A1A1A"/>
-          <w:sz w:val="22"/>
-        </w:rPr>
-        <w:t xml:space="preserve"> Нажали «не наш» — выберите причину из списка или напишите своими словами. Ночью агент пересчитывает веса: если по профилю трижды отказали из-за неготовности к переезду, вес географии для него вырастет. Отказ без причины не учит ничему.</w:t>
-      </w:r>
-    </w:p>
-    <w:p>
-      <w:pPr>
-        <w:spacing w:after="120"/>
-      </w:pPr>
-      <w:r>
-        <w:rPr>
-          <w:rFonts w:ascii="Arial" w:hAnsi="Arial"/>
-          <w:b/>
-          <w:color w:val="1A1A1A"/>
-          <w:sz w:val="22"/>
-        </w:rPr>
-        <w:t>Правка текста письма.</w:t>
-      </w:r>
-      <w:r>
-        <w:rPr>
-          <w:rFonts w:ascii="Arial" w:hAnsi="Arial"/>
-          <w:color w:val="1A1A1A"/>
-          <w:sz w:val="22"/>
-        </w:rPr>
-        <w:t xml:space="preserve"> Всё, что вы исправили в подготовленном письме, сохраняется. Через несколько правок шаблон для этой роли становится вашим.</w:t>
-      </w:r>
-    </w:p>
-    <w:p>
-      <w:pPr>
-        <w:spacing w:after="120"/>
-      </w:pPr>
-      <w:r>
-        <w:rPr>
-          <w:rFonts w:ascii="Arial" w:hAnsi="Arial"/>
-          <w:b/>
-          <w:color w:val="1A1A1A"/>
-          <w:sz w:val="22"/>
-        </w:rPr>
-        <w:t>Оценка карточки.</w:t>
-      </w:r>
-      <w:r>
-        <w:rPr>
-          <w:rFonts w:ascii="Arial" w:hAnsi="Arial"/>
-          <w:color w:val="1A1A1A"/>
-          <w:sz w:val="22"/>
-        </w:rPr>
-        <w:t xml:space="preserve"> Под разбором балла две кнопки: «полезная карточка» и «мусор». Это самый быстрый сигнал, он влияет на пороги, а не на веса.</w:t>
-      </w:r>
-    </w:p>
-    <w:p>
-      <w:pPr>
-        <w:spacing w:after="120"/>
-      </w:pPr>
-      <w:r>
-        <w:rPr>
-          <w:rFonts w:ascii="Arial" w:hAnsi="Arial"/>
-          <w:b/>
-          <w:color w:val="1A1A1A"/>
-          <w:sz w:val="22"/>
-        </w:rPr>
-        <w:t>Замечания по работе.</w:t>
-      </w:r>
-      <w:r>
-        <w:rPr>
-          <w:rFonts w:ascii="Arial" w:hAnsi="Arial"/>
-          <w:color w:val="1A1A1A"/>
-          <w:sz w:val="22"/>
-        </w:rPr>
-        <w:t xml:space="preserve"> Экран «Замечания», кнопка есть на каждой карточке. Форма из трёх полей: что ожидали, что получили, ссылка на карточку. Пример полезного замечания: «ожидал, что человек без профильного опыта не попадёт в выдачу; в карточке П-1187 опыт только в торговле, балл 71; похоже, срабатывает ключевое слово из раздела «о себе». Такое замечание чинится за час.</w:t>
-      </w:r>
-    </w:p>
-    <w:p>
-      <w:pPr>
-        <w:spacing w:after="120"/>
-      </w:pPr>
-      <w:r>
-        <w:rPr>
-          <w:rFonts w:ascii="Arial" w:hAnsi="Arial"/>
-          <w:color w:val="1A1A1A"/>
-          <w:sz w:val="22"/>
-        </w:rPr>
-        <w:t>Все замечания попадают в один журнал. Раз в неделю руководитель подбора разбирает его вместе с инженером: часть правится настройками профилей, часть — кодом, часть отклоняется с объяснением. Замечание не пропадает: у каждого есть статус и ответ.</w:t>
-      </w:r>
-    </w:p>
-    <w:p>
-      <w:pPr>
-        <w:spacing w:after="120"/>
-      </w:pPr>
-      <w:r>
-        <w:rPr>
-          <w:rFonts w:ascii="Arial" w:hAnsi="Arial"/>
-          <w:b/>
-          <w:color w:val="1A1A1A"/>
-          <w:sz w:val="22"/>
-        </w:rPr>
-        <w:t>Где учить агента предметно.</w:t>
-      </w:r>
-      <w:r>
-        <w:rPr>
-          <w:rFonts w:ascii="Arial" w:hAnsi="Arial"/>
-          <w:color w:val="1A1A1A"/>
-          <w:sz w:val="22"/>
-        </w:rPr>
-        <w:t xml:space="preserve"> Если требования к роли изменились по существу — поменялись задачи, появились новые инструменты, другой уровень самостоятельности, — правится не профиль, а сначала должностная инструкция, и уже из неё пересобирается профиль. Иначе описание должности и портрет для поиска расходятся, и через полгода никто не помнит, какое из двух верное.</w:t>
-      </w:r>
-    </w:p>
-    <w:p>
-      <w:pPr>
-        <w:spacing w:before="40" w:after="40"/>
-      </w:pPr>
-    </w:p>
-    <w:p>
-      <w:pPr>
-        <w:pStyle w:val="Heading2"/>
-      </w:pPr>
-      <w:r>
-        <w:rPr>
-          <w:rFonts w:ascii="Arial" w:hAnsi="Arial"/>
-          <w:b/>
-          <w:color w:val="1E7B45"/>
-          <w:sz w:val="30"/>
-        </w:rPr>
-        <w:t>3а. Что происходит, когда вы нажимаете «В работу»</w:t>
-      </w:r>
-    </w:p>
-    <w:p>
-      <w:pPr>
-        <w:spacing w:after="120"/>
-      </w:pPr>
-      <w:r>
-        <w:rPr>
-          <w:rFonts w:ascii="Arial" w:hAnsi="Arial"/>
-          <w:color w:val="1A1A1A"/>
-          <w:sz w:val="22"/>
-        </w:rPr>
-        <w:t>Это перевод человека из наблюдения в кандидаты. Система делает пять вещей и показывает их списком:</w:t>
-      </w:r>
-    </w:p>
-    <w:p>
-      <w:pPr>
-        <w:pStyle w:val="ListNumber"/>
-      </w:pPr>
-      <w:r>
-        <w:rPr>
-          <w:rFonts w:ascii="Arial" w:hAnsi="Arial"/>
-          <w:b/>
-          <w:color w:val="1A1A1A"/>
-          <w:sz w:val="22"/>
-        </w:rPr>
-        <w:t>Создаёт карточку кандидата</w:t>
-      </w:r>
-      <w:r>
-        <w:rPr>
-          <w:rFonts w:ascii="Arial" w:hAnsi="Arial"/>
-          <w:color w:val="1A1A1A"/>
-          <w:sz w:val="22"/>
-        </w:rPr>
-        <w:t xml:space="preserve"> с номером. До этого в базе лежали только должность, опыт и ссылка на резюме — без имени и контактов.</w:t>
-      </w:r>
-    </w:p>
-    <w:p>
-      <w:pPr>
-        <w:pStyle w:val="ListNumber"/>
-      </w:pPr>
-      <w:r>
-        <w:rPr>
-          <w:rFonts w:ascii="Arial" w:hAnsi="Arial"/>
-          <w:b/>
-          <w:color w:val="1A1A1A"/>
-          <w:sz w:val="22"/>
-        </w:rPr>
-        <w:t>Открывает контакты.</w:t>
-      </w:r>
-      <w:r>
-        <w:rPr>
-          <w:rFonts w:ascii="Arial" w:hAnsi="Arial"/>
-          <w:color w:val="1A1A1A"/>
-          <w:sz w:val="22"/>
-        </w:rPr>
-        <w:t xml:space="preserve"> Телефон и почта запрашиваются по оплаченной подписке и сохраняются в карточке. Это платное действие, поэтому оно и привязано к вашему решению, а не делается заранее.</w:t>
-      </w:r>
-    </w:p>
-    <w:p>
-      <w:pPr>
-        <w:pStyle w:val="ListNumber"/>
-      </w:pPr>
-      <w:r>
-        <w:rPr>
-          <w:rFonts w:ascii="Arial" w:hAnsi="Arial"/>
-          <w:b/>
-          <w:color w:val="1A1A1A"/>
-          <w:sz w:val="22"/>
-        </w:rPr>
-        <w:t>Пишет в журнал доступа</w:t>
-      </w:r>
-      <w:r>
-        <w:rPr>
-          <w:rFonts w:ascii="Arial" w:hAnsi="Arial"/>
-          <w:color w:val="1A1A1A"/>
-          <w:sz w:val="22"/>
-        </w:rPr>
-        <w:t>, кто открыл контакт, когда и по какой вакансии — чтобы было видно, что с человеком уже кто-то работает.</w:t>
-      </w:r>
-    </w:p>
-    <w:p>
-      <w:pPr>
-        <w:pStyle w:val="ListNumber"/>
-      </w:pPr>
-      <w:r>
-        <w:rPr>
-          <w:rFonts w:ascii="Arial" w:hAnsi="Arial"/>
-          <w:b/>
-          <w:color w:val="1A1A1A"/>
-          <w:sz w:val="22"/>
-        </w:rPr>
-        <w:t>Ставит статус</w:t>
-      </w:r>
-      <w:r>
-        <w:rPr>
-          <w:rFonts w:ascii="Arial" w:hAnsi="Arial"/>
-          <w:color w:val="1A1A1A"/>
-          <w:sz w:val="22"/>
-        </w:rPr>
-        <w:t xml:space="preserve"> «Отобран агентом»: человек встаёт в воронку.</w:t>
-      </w:r>
-    </w:p>
-    <w:p>
-      <w:pPr>
-        <w:pStyle w:val="ListNumber"/>
-      </w:pPr>
-      <w:r>
-        <w:rPr>
-          <w:rFonts w:ascii="Arial" w:hAnsi="Arial"/>
-          <w:b/>
-          <w:color w:val="1A1A1A"/>
-          <w:sz w:val="22"/>
-        </w:rPr>
-        <w:t>Готовит первое письмо</w:t>
-      </w:r>
-      <w:r>
-        <w:rPr>
-          <w:rFonts w:ascii="Arial" w:hAnsi="Arial"/>
-          <w:color w:val="1A1A1A"/>
-          <w:sz w:val="22"/>
-        </w:rPr>
-        <w:t xml:space="preserve"> и кладёт его в «Ждут подтверждения». Письмо не уйдёт, пока вы не нажмёте «Одобрить»; текст можно править.</w:t>
-      </w:r>
-    </w:p>
-    <w:p>
-      <w:pPr>
-        <w:pStyle w:val="Heading2"/>
-      </w:pPr>
-      <w:r>
-        <w:rPr>
-          <w:rFonts w:ascii="Arial" w:hAnsi="Arial"/>
-          <w:b/>
-          <w:color w:val="1E7B45"/>
-          <w:sz w:val="30"/>
-        </w:rPr>
-        <w:t>4б. База должностей</w:t>
-      </w:r>
-    </w:p>
-    <w:p>
-      <w:pPr>
-        <w:spacing w:after="120"/>
-      </w:pPr>
-      <w:r>
-        <w:rPr>
-          <w:rFonts w:ascii="Arial" w:hAnsi="Arial"/>
-          <w:color w:val="1A1A1A"/>
-          <w:sz w:val="22"/>
-        </w:rPr>
-        <w:t>Экран «База должностей» — справочник всех 83 должностей компании. Поиск по названию, фильтр по подразделению, у каждой карточки видно состояние портрета: действует, ждёт утверждения, черновик из должностной инструкции. Отсюда же заводится новая должность, когда она появляется в штатном расписании.</w:t>
-      </w:r>
-    </w:p>
-    <w:p>
-      <w:pPr>
-        <w:pStyle w:val="Heading2"/>
-      </w:pPr>
-      <w:r>
-        <w:rPr>
-          <w:rFonts w:ascii="Arial" w:hAnsi="Arial"/>
-          <w:b/>
-          <w:color w:val="1E7B45"/>
-          <w:sz w:val="30"/>
-        </w:rPr>
-        <w:t>4в. Оргструктура</w:t>
-      </w:r>
-    </w:p>
-    <w:p>
-      <w:pPr>
-        <w:spacing w:after="120"/>
-      </w:pPr>
-      <w:r>
-        <w:rPr>
-          <w:rFonts w:ascii="Arial" w:hAnsi="Arial"/>
-          <w:color w:val="1A1A1A"/>
-          <w:sz w:val="22"/>
-        </w:rPr>
-        <w:t>Экран «Оргструктура» показывает подразделения и штатное расписание так, как они записаны в 1С:ERP. Данные обновляются сами, примерно раз в полчаса. Дата снимка видна сверху; если появилась жёлтая плашка «данные устарели», значит обмен с 1С не работает — напишите руководителю отдела персонала.</w:t>
-      </w:r>
-    </w:p>
-    <w:p>
-      <w:pPr>
-        <w:spacing w:after="120"/>
-      </w:pPr>
-      <w:r>
-        <w:rPr>
-          <w:rFonts w:ascii="Arial" w:hAnsi="Arial"/>
-          <w:color w:val="1A1A1A"/>
-          <w:sz w:val="22"/>
-        </w:rPr>
-        <w:t>У каждой позиции видны ставки «по штату / занято / открыто». Полезные фильтры:</w:t>
-      </w:r>
-    </w:p>
-    <w:p>
-      <w:pPr>
-        <w:pStyle w:val="ListBullet"/>
-      </w:pPr>
-      <w:r>
-        <w:rPr>
-          <w:rFonts w:ascii="Arial" w:hAnsi="Arial"/>
-          <w:b/>
-          <w:color w:val="1A1A1A"/>
-          <w:sz w:val="22"/>
-        </w:rPr>
-        <w:t>«Открытые ставки»</w:t>
-      </w:r>
-      <w:r>
-        <w:rPr>
-          <w:rFonts w:ascii="Arial" w:hAnsi="Arial"/>
-          <w:color w:val="1A1A1A"/>
-          <w:sz w:val="22"/>
-        </w:rPr>
-        <w:t xml:space="preserve"> — где сейчас есть место;</w:t>
-      </w:r>
-    </w:p>
-    <w:p>
-      <w:pPr>
-        <w:pStyle w:val="ListBullet"/>
-      </w:pPr>
-      <w:r>
-        <w:rPr>
-          <w:rFonts w:ascii="Arial" w:hAnsi="Arial"/>
-          <w:b/>
-          <w:color w:val="1A1A1A"/>
-          <w:sz w:val="22"/>
-        </w:rPr>
-        <w:t>«Открыто, вакансии нет»</w:t>
-      </w:r>
-      <w:r>
-        <w:rPr>
-          <w:rFonts w:ascii="Arial" w:hAnsi="Arial"/>
-          <w:color w:val="1A1A1A"/>
-          <w:sz w:val="22"/>
-        </w:rPr>
-        <w:t xml:space="preserve"> — ставка свободна, а подбор под неё не ведётся.</w:t>
-      </w:r>
-    </w:p>
-    <w:p>
-      <w:pPr>
-        <w:spacing w:after="120"/>
-      </w:pPr>
-      <w:r>
-        <w:rPr>
-          <w:rFonts w:ascii="Arial" w:hAnsi="Arial"/>
-          <w:color w:val="1A1A1A"/>
-          <w:sz w:val="22"/>
-        </w:rPr>
-        <w:t>Стоит уточнить у руководителя подразделения, нужен ли человек;</w:t>
-      </w:r>
-    </w:p>
-    <w:p>
-      <w:pPr>
-        <w:pStyle w:val="ListBullet"/>
-      </w:pPr>
-      <w:r>
-        <w:rPr>
-          <w:rFonts w:ascii="Arial" w:hAnsi="Arial"/>
-          <w:b/>
-          <w:color w:val="1A1A1A"/>
-          <w:sz w:val="22"/>
-        </w:rPr>
-        <w:t>«Не сопоставлено»</w:t>
-      </w:r>
-      <w:r>
-        <w:rPr>
-          <w:rFonts w:ascii="Arial" w:hAnsi="Arial"/>
-          <w:color w:val="1A1A1A"/>
-          <w:sz w:val="22"/>
-        </w:rPr>
-        <w:t xml:space="preserve"> — должность из 1С ещё не связана с портретом, поэтому</w:t>
-      </w:r>
-    </w:p>
-    <w:p>
-      <w:pPr>
-        <w:spacing w:after="120"/>
-      </w:pPr>
-      <w:r>
-        <w:rPr>
-          <w:rFonts w:ascii="Arial" w:hAnsi="Arial"/>
-          <w:color w:val="1A1A1A"/>
-          <w:sz w:val="22"/>
-        </w:rPr>
-        <w:t>агент под неё никого не ищет.</w:t>
-      </w:r>
-    </w:p>
-    <w:p>
-      <w:pPr>
-        <w:spacing w:after="120"/>
-      </w:pPr>
-      <w:r>
-        <w:rPr>
-          <w:rFonts w:ascii="Arial" w:hAnsi="Arial"/>
-          <w:color w:val="1A1A1A"/>
-          <w:sz w:val="22"/>
-        </w:rPr>
-        <w:t>Когда в 1С освобождается или появляется ставка, вам приходит уведомление со списком подходящих людей из базы. Вакансию оно не создаёт: вакансия заводится одним из трёх путей раздела 5а.</w:t>
-      </w:r>
-    </w:p>
-    <w:p>
-      <w:pPr>
-        <w:spacing w:after="120"/>
-      </w:pPr>
-      <w:r>
-        <w:rPr>
-          <w:rFonts w:ascii="Arial" w:hAnsi="Arial"/>
-          <w:color w:val="1A1A1A"/>
-          <w:sz w:val="22"/>
-        </w:rPr>
-        <w:t>Править оргструктуру здесь нельзя: подразделения и ставки меняются только в 1С. Связать должность с портретом или подразделение с группой может только руководитель отдела персонала.</w:t>
-      </w:r>
-    </w:p>
-    <w:p>
-      <w:pPr>
-        <w:pStyle w:val="Heading2"/>
-      </w:pPr>
-      <w:r>
-        <w:rPr>
-          <w:rFonts w:ascii="Arial" w:hAnsi="Arial"/>
-          <w:b/>
-          <w:color w:val="1E7B45"/>
-          <w:sz w:val="30"/>
-        </w:rPr>
-        <w:t>4а. Кто правит портреты должностей</w:t>
-      </w:r>
-    </w:p>
-    <w:p>
-      <w:pPr>
-        <w:spacing w:after="120"/>
-      </w:pPr>
-      <w:r>
-        <w:rPr>
-          <w:rFonts w:ascii="Arial" w:hAnsi="Arial"/>
-          <w:color w:val="1A1A1A"/>
-          <w:sz w:val="22"/>
-        </w:rPr>
-        <w:t xml:space="preserve">Правит </w:t>
+        <w:t xml:space="preserve">Руководитель отвечает </w:t>
       </w:r>
       <w:r>
         <w:rPr>
@@ -2549,7 +3004,7 @@
           <w:color w:val="1A1A1A"/>
           <w:sz w:val="22"/>
         </w:rPr>
-        <w:t>любой рекрутер и по любой должности</w:t>
+        <w:t>«Принять»</w:t>
       </w:r>
       <w:r>
         <w:rPr>
@@ -2557,20 +3012,7 @@
           <w:color w:val="1A1A1A"/>
           <w:sz w:val="22"/>
         </w:rPr>
-        <w:t>, а не только руководитель. Экран «Профили должностей» — список всех 83 ролей с поиском; открываете нужную и меняете требования, ключевые слова, доноров, вилку, географию, веса.</w:t>
-      </w:r>
-    </w:p>
-    <w:p>
-      <w:pPr>
-        <w:spacing w:after="120"/>
-      </w:pPr>
-      <w:r>
-        <w:rPr>
-          <w:rFonts w:ascii="Arial" w:hAnsi="Arial"/>
-          <w:color w:val="1A1A1A"/>
-          <w:sz w:val="22"/>
-        </w:rPr>
-        <w:t xml:space="preserve">Отдельно — </w:t>
+        <w:t xml:space="preserve">, </w:t>
       </w:r>
       <w:r>
         <w:rPr>
@@ -2579,7 +3021,7 @@
           <w:color w:val="1A1A1A"/>
           <w:sz w:val="22"/>
         </w:rPr>
-        <w:t>файл должностной инструкции</w:t>
+        <w:t>«Отклонить»</w:t>
       </w:r>
       <w:r>
         <w:rPr>
@@ -2587,34 +3029,30 @@
           <w:color w:val="1A1A1A"/>
           <w:sz w:val="22"/>
         </w:rPr>
-        <w:t>. В карточке профиля он виден: имя файла, редакция, дата загрузки. Кнопка «заменить файл» загружает новую редакцию, когда инструкцию изменили в компании. Агент разбирает файл и предлагает, что добавить в портрет: новые задачи, инструменты, требования. Предложение приходит в «Ждут подтверждения» — молча профиль не меняется. Старые редакции остаются в истории файла.</w:t>
+        <w:t xml:space="preserve"> или </w:t>
       </w:r>
-    </w:p>
-    <w:p>
-      <w:pPr>
-        <w:spacing w:after="120"/>
-      </w:pPr>
+      <w:r>
+        <w:rPr>
+          <w:rFonts w:ascii="Arial" w:hAnsi="Arial"/>
+          <w:b/>
+          <w:color w:val="1A1A1A"/>
+          <w:sz w:val="22"/>
+        </w:rPr>
+        <w:t>«Обсудить»</w:t>
+      </w:r>
       <w:r>
         <w:rPr>
           <w:rFonts w:ascii="Arial" w:hAnsi="Arial"/>
           <w:color w:val="1A1A1A"/>
           <w:sz w:val="22"/>
         </w:rPr>
-        <w:t>Что происходит после сохранения: создаётся новая версия с вашим именем, и она уходит руководителю подбора на утверждение. До утверждения выдача считается по прежней версии, поэтому сломать работу отдела правкой нельзя. Утверждение — одна кнопка, обычно в тот же день.</w:t>
+        <w:t>. Принятое применяется ночью и записывается в журнал: что было, что стало, по чьему решению. Сам агент ничего не меняет.</w:t>
       </w:r>
     </w:p>
     <w:p>
       <w:pPr>
-        <w:spacing w:after="120"/>
-      </w:pPr>
-      <w:r>
-        <w:rPr>
-          <w:rFonts w:ascii="Arial" w:hAnsi="Arial"/>
-          <w:color w:val="1A1A1A"/>
-          <w:sz w:val="22"/>
-        </w:rPr>
-        <w:t>Если компания решит, что портреты ведёт только руководитель подбора, это настройка, а не переделка системы.</w:t>
-      </w:r>
+        <w:spacing w:before="40" w:after="40"/>
+      </w:pPr>
     </w:p>
     <w:p>
       <w:pPr>
@@ -2627,25 +3065,12 @@
           <w:color w:val="1E7B45"/>
           <w:sz w:val="30"/>
         </w:rPr>
-        <w:t>5а. Как завести вакансию и что с ней делать</w:t>
+        <w:t>10. Журнал и отчёт, Схема</w:t>
       </w:r>
     </w:p>
     <w:p>
       <w:pPr>
         <w:spacing w:after="120"/>
-      </w:pPr>
-      <w:r>
-        <w:rPr>
-          <w:rFonts w:ascii="Arial" w:hAnsi="Arial"/>
-          <w:color w:val="1A1A1A"/>
-          <w:sz w:val="22"/>
-        </w:rPr>
-        <w:t>Три пути, все работают одновременно.</w:t>
-      </w:r>
-    </w:p>
-    <w:p>
-      <w:pPr>
-        <w:pStyle w:val="ListNumber"/>
       </w:pPr>
       <w:r>
         <w:rPr>
@@ -2654,7 +3079,7 @@
           <w:color w:val="1A1A1A"/>
           <w:sz w:val="22"/>
         </w:rPr>
-        <w:t>Вы заводите сами.</w:t>
+        <w:t>Журнал и отчёт.</w:t>
       </w:r>
       <w:r>
         <w:rPr>
@@ -2662,13 +3087,8 @@
           <w:color w:val="1A1A1A"/>
           <w:sz w:val="22"/>
         </w:rPr>
-        <w:t xml:space="preserve"> Экран «Вакансии», кнопка «Новая вакансия»: должность из базы должностей, число ставок, вилка, срок, нанимающий руководитель. Сразу после сохранения агент показывает подходящих — тех, за кем он уже следил.</w:t>
+        <w:t xml:space="preserve"> Всё, что меняли в портретах, порогах, весах, пределах сбора и правах: кто, когда, что было и что стало. Период — 7, 30 или 90 дней, фильтр по виду. </w:t>
       </w:r>
-    </w:p>
-    <w:p>
-      <w:pPr>
-        <w:pStyle w:val="ListNumber"/>
-      </w:pPr>
       <w:r>
         <w:rPr>
           <w:rFonts w:ascii="Arial" w:hAnsi="Arial"/>
@@ -2676,7 +3096,7 @@
           <w:color w:val="1A1A1A"/>
           <w:sz w:val="22"/>
         </w:rPr>
-        <w:t>Заявка руководителя приходит из 1С.</w:t>
+        <w:t>«Сформировать отчёт сейчас»</w:t>
       </w:r>
       <w:r>
         <w:rPr>
@@ -2684,13 +3104,8 @@
           <w:color w:val="1A1A1A"/>
           <w:sz w:val="22"/>
         </w:rPr>
-        <w:t xml:space="preserve"> Заявки на подбор заводятся и согласовываются в 1С; сюда они попадают выгрузкой, с подразделением, должностью, числом ставок, сроком, заказчиком и датой согласования. В рабочем месте заявки не создают и не согласовывают. Если руководитель готовил заявку в телеграм-боте, у неё есть номер черновика, и к вакансии сразу приходят его уточнённые требования и люди, которые ему понравились (раздел 5в).</w:t>
+        <w:t xml:space="preserve"> собирает отчёт за неделю, </w:t>
       </w:r>
-    </w:p>
-    <w:p>
-      <w:pPr>
-        <w:pStyle w:val="ListNumber"/>
-      </w:pPr>
       <w:r>
         <w:rPr>
           <w:rFonts w:ascii="Arial" w:hAnsi="Arial"/>
@@ -2698,7 +3113,7 @@
           <w:color w:val="1A1A1A"/>
           <w:sz w:val="22"/>
         </w:rPr>
-        <w:t>Публикация на hh.</w:t>
+        <w:t>«Отправить на почту»</w:t>
       </w:r>
       <w:r>
         <w:rPr>
@@ -2706,7 +3121,7 @@
           <w:color w:val="1A1A1A"/>
           <w:sz w:val="22"/>
         </w:rPr>
-        <w:t xml:space="preserve"> Если вакансию опубликовали на hh, агент заведёт её сам, с пометкой «из публикации», вместе с откликами.</w:t>
+        <w:t xml:space="preserve"> отправляет его получателям (адреса задаются на сервере).</w:t>
       </w:r>
     </w:p>
     <w:p>
@@ -2720,7 +3135,7 @@
           <w:color w:val="1A1A1A"/>
           <w:sz w:val="22"/>
         </w:rPr>
-        <w:t>«Показать подходящих».</w:t>
+        <w:t>Схема.</w:t>
       </w:r>
       <w:r>
         <w:rPr>
@@ -2728,43 +3143,13 @@
           <w:color w:val="1A1A1A"/>
           <w:sz w:val="22"/>
         </w:rPr>
-        <w:t xml:space="preserve"> Кнопка на карточке вакансии открывает базу с уже выставленными фильтрами — подразделение и порог балла — и сортировкой сверху вниз по баллу. Ничего настраивать не нужно: первый в списке и есть самый подходящий. Плашка сверху показывает, какой фильтр включён, рядом кнопка «показать всю базу».</w:t>
+        <w:t xml:space="preserve"> Как устроена работа агента и живые цифры: сколько резюме, карточек, кандидатов, действующих портретов и новых сигналов. Ниже — последние прогоны каждой задачи: сбор с hh, оценка, сигналы, фото, сводка, пересчёт по портрету — когда шли, сколько длились, чем закончились.</w:t>
       </w:r>
     </w:p>
     <w:p>
       <w:pPr>
-        <w:spacing w:after="120"/>
-      </w:pPr>
-      <w:r>
-        <w:rPr>
-          <w:rFonts w:ascii="Arial" w:hAnsi="Arial"/>
-          <w:b/>
-          <w:color w:val="1A1A1A"/>
-          <w:sz w:val="22"/>
-        </w:rPr>
-        <w:t>«Закрыть вакансию».</w:t>
-      </w:r>
-      <w:r>
-        <w:rPr>
-          <w:rFonts w:ascii="Arial" w:hAnsi="Arial"/>
-          <w:color w:val="1A1A1A"/>
-          <w:sz w:val="22"/>
-        </w:rPr>
-        <w:t xml:space="preserve"> Открывается окно с комментарием, не меньше 200 знаков: чем закрыта потребность и что учесть в следующий раз по этой должности. Без комментария кнопка не работает.</w:t>
-      </w:r>
-    </w:p>
-    <w:p>
-      <w:pPr>
-        <w:spacing w:after="120"/>
-      </w:pPr>
-      <w:r>
-        <w:rPr>
-          <w:rFonts w:ascii="Arial" w:hAnsi="Arial"/>
-          <w:color w:val="1A1A1A"/>
-          <w:sz w:val="22"/>
-        </w:rPr>
-        <w:t>Важно: закрытие вакансии не прекращает подбор. Портрет должности остаётся активным, агент продолжает смотреть рынок и копить подходящих в базу. Когда позиция откроется снова — через месяц или через год, — список уже будет, а не пустой экран. У закрытых вакансий есть кнопка «кто накопился по позиции».</w:t>
-      </w:r>
+        <w:spacing w:before="40" w:after="40"/>
+      </w:pPr>
     </w:p>
     <w:p>
       <w:pPr>
@@ -2777,12 +3162,12 @@
           <w:color w:val="1E7B45"/>
           <w:sz w:val="30"/>
         </w:rPr>
-        <w:t>5в. Черновики заявок из телеграм-бота</w:t>
+        <w:t>11. Чего в пробной версии пока нет</w:t>
       </w:r>
     </w:p>
     <w:p>
       <w:pPr>
-        <w:spacing w:after="120"/>
+        <w:pStyle w:val="ListBullet"/>
       </w:pPr>
       <w:r>
         <w:rPr>
@@ -2790,12 +3175,12 @@
           <w:color w:val="1A1A1A"/>
           <w:sz w:val="22"/>
         </w:rPr>
-        <w:t>Начальники отделов могут готовить заявку в телеграм-боте: голосом рассказывают, кто нужен, бот собирает черновик и показывает подходящих людей из базы. Руководитель отмечает, кто нравится, а кто нет, и бот уточняет требования.</w:t>
+        <w:t>вход по учётной записи 1С — сейчас временные логины и пароли;</w:t>
       </w:r>
     </w:p>
     <w:p>
       <w:pPr>
-        <w:spacing w:after="120"/>
+        <w:pStyle w:val="ListBullet"/>
       </w:pPr>
       <w:r>
         <w:rPr>
@@ -2803,34 +3188,25 @@
           <w:color w:val="1A1A1A"/>
           <w:sz w:val="22"/>
         </w:rPr>
-        <w:t>Начальники отделов видят всю базу — в боте и в рабочем месте, — но только на чтение. Открыть контакты, взять человека в работу, отказать или написать кандидату может только рекрутер. Если начальник прислал вам человека из базы — решение по нему за вами.</w:t>
+        <w:t>заявки из 1С, оргструктура, публикация вакансий на hh;</w:t>
       </w:r>
     </w:p>
     <w:p>
       <w:pPr>
-        <w:spacing w:after="120"/>
-      </w:pPr>
-      <w:r>
-        <w:rPr>
-          <w:rFonts w:ascii="Arial" w:hAnsi="Arial"/>
-          <w:b/>
-          <w:color w:val="1A1A1A"/>
-          <w:sz w:val="22"/>
-        </w:rPr>
-        <w:t>Черновик — не заявка.</w:t>
-      </w:r>
+        <w:pStyle w:val="ListBullet"/>
+      </w:pPr>
       <w:r>
         <w:rPr>
           <w:rFonts w:ascii="Arial" w:hAnsi="Arial"/>
           <w:color w:val="1A1A1A"/>
           <w:sz w:val="22"/>
         </w:rPr>
-        <w:t xml:space="preserve"> Заявка по-прежнему заводится и согласуется в 1С. Черновик нужен, чтобы в 1С пришла уже продуманная заявка, а вы получили вместе с ней уточнённые требования и список понравившихся людей.</w:t>
+        <w:t>телеграм-бот для начальников отделов;</w:t>
       </w:r>
     </w:p>
     <w:p>
       <w:pPr>
-        <w:spacing w:after="120"/>
+        <w:pStyle w:val="ListBullet"/>
       </w:pPr>
       <w:r>
         <w:rPr>
@@ -2838,34 +3214,25 @@
           <w:color w:val="1A1A1A"/>
           <w:sz w:val="22"/>
         </w:rPr>
-        <w:t>Что делает руководитель отдела персонала (экран «Вакансии»):</w:t>
+        <w:t>отправка писем самой системой — только черновик для копирования;</w:t>
       </w:r>
     </w:p>
     <w:p>
       <w:pPr>
         <w:pStyle w:val="ListBullet"/>
       </w:pPr>
-      <w:r>
-        <w:rPr>
-          <w:rFonts w:ascii="Arial" w:hAnsi="Arial"/>
-          <w:b/>
-          <w:color w:val="1A1A1A"/>
-          <w:sz w:val="22"/>
-        </w:rPr>
-        <w:t>«Доступ к боту».</w:t>
-      </w:r>
       <w:r>
         <w:rPr>
           <w:rFonts w:ascii="Arial" w:hAnsi="Arial"/>
           <w:color w:val="1A1A1A"/>
           <w:sz w:val="22"/>
         </w:rPr>
-        <w:t xml:space="preserve"> Начальник отдела написал боту — здесь появляется запрос.</w:t>
+        <w:t>автоматический утренний дайджест на почту — появится, когда подключат почтовый ящик;</w:t>
       </w:r>
     </w:p>
     <w:p>
       <w:pPr>
-        <w:spacing w:after="120"/>
+        <w:pStyle w:val="ListBullet"/>
       </w:pPr>
       <w:r>
         <w:rPr>
@@ -2873,56 +3240,13 @@
           <w:color w:val="1A1A1A"/>
           <w:sz w:val="22"/>
         </w:rPr>
-        <w:t>Проверьте, что это действительно он, выберите его из списка сотрудников и подтвердите. Сомневаетесь — отклоните: бот ничего не покажет.</w:t>
+        <w:t>сбор с других площадок, кроме hh: Хабр Карьера — выгрузкой по инструкции, остальные позже.</w:t>
       </w:r>
     </w:p>
     <w:p>
       <w:pPr>
-        <w:pStyle w:val="ListBullet"/>
-      </w:pPr>
-      <w:r>
-        <w:rPr>
-          <w:rFonts w:ascii="Arial" w:hAnsi="Arial"/>
-          <w:b/>
-          <w:color w:val="1A1A1A"/>
-          <w:sz w:val="22"/>
-        </w:rPr>
-        <w:t>«Черновики из бота».</w:t>
-      </w:r>
-      <w:r>
-        <w:rPr>
-          <w:rFonts w:ascii="Arial" w:hAnsi="Arial"/>
-          <w:color w:val="1A1A1A"/>
-          <w:sz w:val="22"/>
-        </w:rPr>
-        <w:t xml:space="preserve"> Готовый черновик приходит сюда: требования, переписка с</w:t>
-      </w:r>
-    </w:p>
-    <w:p>
-      <w:pPr>
-        <w:spacing w:after="120"/>
-      </w:pPr>
-      <w:r>
-        <w:rPr>
-          <w:rFonts w:ascii="Arial" w:hAnsi="Arial"/>
-          <w:color w:val="1A1A1A"/>
-          <w:sz w:val="22"/>
-        </w:rPr>
-        <w:t>ботом, отмеченные люди. Если что-то не так — «Вернуть» с комментарием, руководитель увидит его в боте. Если всё верно — «Готов к 1С»: бот пришлёт руководителю текст заявки и номер черновика, который нужно вписать в заявку в 1С.</w:t>
-      </w:r>
-    </w:p>
-    <w:p>
-      <w:pPr>
-        <w:spacing w:after="120"/>
-      </w:pPr>
-      <w:r>
-        <w:rPr>
-          <w:rFonts w:ascii="Arial" w:hAnsi="Arial"/>
-          <w:color w:val="1A1A1A"/>
-          <w:sz w:val="22"/>
-        </w:rPr>
-        <w:t>Когда заявка с этим номером придёт из 1С, вакансия заведётся с требованиями черновика, а понравившиеся руководителю люди будут первыми в списке «показать подходящих». Рекрутеры черновики видят, но проверяет их руководитель отдела персонала.</w:t>
-      </w:r>
+        <w:spacing w:before="40" w:after="40"/>
+      </w:pPr>
     </w:p>
     <w:p>
       <w:pPr>
@@ -2935,190 +3259,7 @@
           <w:color w:val="1E7B45"/>
           <w:sz w:val="30"/>
         </w:rPr>
-        <w:t>5б. Чат обучения и недельная сводка</w:t>
-      </w:r>
-    </w:p>
-    <w:p>
-      <w:pPr>
-        <w:spacing w:after="120"/>
-      </w:pPr>
-      <w:r>
-        <w:rPr>
-          <w:rFonts w:ascii="Arial" w:hAnsi="Arial"/>
-          <w:color w:val="1A1A1A"/>
-          <w:sz w:val="22"/>
-        </w:rPr>
-        <w:t>Экран «Обучение агента» — это чат, куда вы пишете всё, что заметили: замечания, рекомендации, критику, вопросы. Сообщение не короче 40 знаков, можно приложить ссылку на карточку. Примеры полезных сообщений:</w:t>
-      </w:r>
-    </w:p>
-    <w:p>
-      <w:pPr>
-        <w:pStyle w:val="ListBullet"/>
-      </w:pPr>
-      <w:r>
-        <w:rPr>
-          <w:rFonts w:ascii="Arial" w:hAnsi="Arial"/>
-          <w:color w:val="1A1A1A"/>
-          <w:sz w:val="22"/>
-        </w:rPr>
-        <w:t>«По продажам третий день приходят люди из розницы. Ожидала, что их отсечёт</w:t>
-      </w:r>
-    </w:p>
-    <w:p>
-      <w:pPr>
-        <w:spacing w:after="120"/>
-      </w:pPr>
-      <w:r>
-        <w:rPr>
-          <w:rFonts w:ascii="Arial" w:hAnsi="Arial"/>
-          <w:color w:val="1A1A1A"/>
-          <w:sz w:val="22"/>
-        </w:rPr>
-        <w:t>требование B2B-опыта. Карточки К-411, К-415, К-420.»</w:t>
-      </w:r>
-    </w:p>
-    <w:p>
-      <w:pPr>
-        <w:pStyle w:val="ListBullet"/>
-      </w:pPr>
-      <w:r>
-        <w:rPr>
-          <w:rFonts w:ascii="Arial" w:hAnsi="Arial"/>
-          <w:color w:val="1A1A1A"/>
-          <w:sz w:val="22"/>
-        </w:rPr>
-        <w:t>«Для инженерных ролей стоит поднять вес открытого кода: по двум последним</w:t>
-      </w:r>
-    </w:p>
-    <w:p>
-      <w:pPr>
-        <w:spacing w:after="120"/>
-      </w:pPr>
-      <w:r>
-        <w:rPr>
-          <w:rFonts w:ascii="Arial" w:hAnsi="Arial"/>
-          <w:color w:val="1A1A1A"/>
-          <w:sz w:val="22"/>
-        </w:rPr>
-        <w:t>наймам GitHub предсказал уровень лучше, чем стаж.»</w:t>
-      </w:r>
-    </w:p>
-    <w:p>
-      <w:pPr>
-        <w:pStyle w:val="ListBullet"/>
-      </w:pPr>
-      <w:r>
-        <w:rPr>
-          <w:rFonts w:ascii="Arial" w:hAnsi="Arial"/>
-          <w:color w:val="1A1A1A"/>
-          <w:sz w:val="22"/>
-        </w:rPr>
-        <w:t>«Письма для ОТК звучат как для продажников, два отказа подряд с формулировкой</w:t>
-      </w:r>
-    </w:p>
-    <w:p>
-      <w:pPr>
-        <w:spacing w:after="120"/>
-      </w:pPr>
-      <w:r>
-        <w:rPr>
-          <w:rFonts w:ascii="Arial" w:hAnsi="Arial"/>
-          <w:color w:val="1A1A1A"/>
-          <w:sz w:val="22"/>
-        </w:rPr>
-        <w:t>«не интересно».»</w:t>
-      </w:r>
-    </w:p>
-    <w:p>
-      <w:pPr>
-        <w:spacing w:after="120"/>
-      </w:pPr>
-      <w:r>
-        <w:rPr>
-          <w:rFonts w:ascii="Arial" w:hAnsi="Arial"/>
-          <w:color w:val="1A1A1A"/>
-          <w:sz w:val="22"/>
-        </w:rPr>
-        <w:t>Что происходит дальше:</w:t>
-      </w:r>
-    </w:p>
-    <w:p>
-      <w:pPr>
-        <w:pStyle w:val="ListNumber"/>
-      </w:pPr>
-      <w:r>
-        <w:rPr>
-          <w:rFonts w:ascii="Arial" w:hAnsi="Arial"/>
-          <w:color w:val="1A1A1A"/>
-          <w:sz w:val="22"/>
-        </w:rPr>
-        <w:t>Агент записывает сообщение и ищет похожие. Одна жалоба ничего не меняет, три сообщения об одном — уже предложение.</w:t>
-      </w:r>
-    </w:p>
-    <w:p>
-      <w:pPr>
-        <w:pStyle w:val="ListNumber"/>
-      </w:pPr>
-      <w:r>
-        <w:rPr>
-          <w:rFonts w:ascii="Arial" w:hAnsi="Arial"/>
-          <w:color w:val="1A1A1A"/>
-          <w:sz w:val="22"/>
-        </w:rPr>
-        <w:t>В пятницу руководителю отдела персонала уходит сводка: что предлагается изменить, на чём это основано и вопрос по каждому пункту.</w:t>
-      </w:r>
-    </w:p>
-    <w:p>
-      <w:pPr>
-        <w:pStyle w:val="ListNumber"/>
-      </w:pPr>
-      <w:r>
-        <w:rPr>
-          <w:rFonts w:ascii="Arial" w:hAnsi="Arial"/>
-          <w:color w:val="1A1A1A"/>
-          <w:sz w:val="22"/>
-        </w:rPr>
-        <w:t>Руководитель отвечает «принять», «отклонить» или «обсудить». Принятое применяется ночью и попадает в журнал: что было, что стало, по чьему решению.</w:t>
-      </w:r>
-    </w:p>
-    <w:p>
-      <w:pPr>
-        <w:pStyle w:val="ListNumber"/>
-      </w:pPr>
-      <w:r>
-        <w:rPr>
-          <w:rFonts w:ascii="Arial" w:hAnsi="Arial"/>
-          <w:color w:val="1A1A1A"/>
-          <w:sz w:val="22"/>
-        </w:rPr>
-        <w:t>Вы видите в чате, что ваше сообщение легло в основу изменения, а через две недели — что изменилось в цифрах.</w:t>
-      </w:r>
-    </w:p>
-    <w:p>
-      <w:pPr>
-        <w:spacing w:after="120"/>
-      </w:pPr>
-      <w:r>
-        <w:rPr>
-          <w:rFonts w:ascii="Arial" w:hAnsi="Arial"/>
-          <w:color w:val="1A1A1A"/>
-          <w:sz w:val="22"/>
-        </w:rPr>
-        <w:t>Туда же автоматически попадают ваши комментарии к «не наш» и «отложить». Это значит, что обучение агента не требует отдельного времени: вы пишете причину один раз, она работает и как решение по человеку, и как материал для настройки.</w:t>
-      </w:r>
-    </w:p>
-    <w:p>
-      <w:pPr>
-        <w:pStyle w:val="Heading2"/>
-      </w:pPr>
-      <w:r>
-        <w:rPr>
-          <w:rFonts w:ascii="Arial" w:hAnsi="Arial"/>
-          <w:b/>
-          <w:color w:val="1E7B45"/>
-          <w:sz w:val="30"/>
-        </w:rPr>
-        <w:t>6. Частые ситуации</w:t>
+        <w:t>12. Частые ситуации</w:t>
       </w:r>
     </w:p>
     <w:tbl>
@@ -3191,7 +3332,7 @@
                 <w:color w:val="1A1A1A"/>
                 <w:sz w:val="19"/>
               </w:rPr>
-              <w:t>Агент предлагает склеить двоих, а это разные люди</w:t>
+              <w:t>Портал не открывается</w:t>
             </w:r>
           </w:p>
         </w:tc>
@@ -3207,7 +3348,7 @@
                 <w:color w:val="1A1A1A"/>
                 <w:sz w:val="19"/>
               </w:rPr>
-              <w:t>«Не склеивать». Оба остаются, повторно спрашивать не будет</w:t>
+              <w:t>Проверьте, что окно «Туннель к порталу» открыто и есть интернет. Закройте его и запустите ярлык снова</w:t>
             </w:r>
           </w:p>
         </w:tc>
@@ -3225,7 +3366,7 @@
                 <w:color w:val="1A1A1A"/>
                 <w:sz w:val="19"/>
               </w:rPr>
-              <w:t>Кандидат просит удалить его данные</w:t>
+              <w:t>«Войдите в рабочее место» посреди работы</w:t>
             </w:r>
           </w:p>
         </w:tc>
@@ -3241,7 +3382,7 @@
                 <w:color w:val="1A1A1A"/>
                 <w:sz w:val="19"/>
               </w:rPr>
-              <w:t>Кнопка «Удалить данные» в карточке: контакты и файл резюме стираются, остаётся обезличенная история воронки</w:t>
+              <w:t>Сессия истекла (12 часов без действий). Войдите снова — экран вернётся туда же</w:t>
             </w:r>
           </w:p>
         </w:tc>
@@ -3259,7 +3400,7 @@
                 <w:color w:val="1A1A1A"/>
                 <w:sz w:val="19"/>
               </w:rPr>
-              <w:t>Резюме на площадке скрыто</w:t>
+              <w:t>Пять неверных паролей подряд</w:t>
             </w:r>
           </w:p>
         </w:tc>
@@ -3275,7 +3416,7 @@
                 <w:color w:val="1A1A1A"/>
                 <w:sz w:val="19"/>
               </w:rPr>
-              <w:t>Наблюдение помечается как исчезнувшее, история сохраняется. Вернётся — агент сообщит</w:t>
+              <w:t>Вход блокируется на 15 минут. Подождите или обратитесь к руководителю</w:t>
             </w:r>
           </w:p>
         </w:tc>
@@ -3293,7 +3434,7 @@
                 <w:color w:val="1A1A1A"/>
                 <w:sz w:val="19"/>
               </w:rPr>
-              <w:t>Агент носит мусор третий день</w:t>
+              <w:t>На «Сегодня» пусто</w:t>
             </w:r>
           </w:p>
         </w:tc>
@@ -3309,7 +3450,7 @@
                 <w:color w:val="1A1A1A"/>
                 <w:sz w:val="19"/>
               </w:rPr>
-              <w:t>Не терпите неделю. Замечание с двумя-тремя ссылками на карточки — этого хватит, чтобы найти причину</w:t>
+              <w:t>«Сегодня всё разобрано». Остальных смотрите в «Базе», сортировка по баллу</w:t>
             </w:r>
           </w:p>
         </w:tc>
@@ -3327,7 +3468,7 @@
                 <w:color w:val="1A1A1A"/>
                 <w:sz w:val="19"/>
               </w:rPr>
-              <w:t>Дайджест не пришёл в 08:30</w:t>
+              <w:t>Разбор «по шаблону»</w:t>
             </w:r>
           </w:p>
         </w:tc>
@@ -3343,7 +3484,7 @@
                 <w:color w:val="1A1A1A"/>
                 <w:sz w:val="19"/>
               </w:rPr>
-              <w:t>Это сбой, а не «никого не нашлось». Сообщите инженеру: у него есть уведомление о падении обхода</w:t>
+              <w:t>Языковая модель не подключена или занята. Балл посчитан так же</w:t>
             </w:r>
           </w:p>
         </w:tc>
@@ -3361,7 +3502,7 @@
                 <w:color w:val="1A1A1A"/>
                 <w:sz w:val="19"/>
               </w:rPr>
-              <w:t>Агент подставил чужой профиль в сети</w:t>
+              <w:t>Агент носит не тех третий день</w:t>
             </w:r>
           </w:p>
         </w:tc>
@@ -3377,7 +3518,7 @@
                 <w:color w:val="1A1A1A"/>
                 <w:sz w:val="19"/>
               </w:rPr>
-              <w:t>Нажмите «не он»: профиль отвяжется, и такое совпадение больше не предложат</w:t>
+              <w:t>Не терпите неделю: сообщение в «Обучение агента» с двумя-тремя примерами</w:t>
             </w:r>
           </w:p>
         </w:tc>
@@ -3395,7 +3536,7 @@
                 <w:color w:val="1A1A1A"/>
                 <w:sz w:val="19"/>
               </w:rPr>
-              <w:t>Нашли профиль сами</w:t>
+              <w:t>Нужен контакт, а кнопка просит подтверждения</w:t>
             </w:r>
           </w:p>
         </w:tc>
@@ -3411,7 +3552,7 @@
                 <w:color w:val="1A1A1A"/>
                 <w:sz w:val="19"/>
               </w:rPr>
-              <w:t>Добавьте ссылку в досье руками, пометка «подтверждено» ставится автоматически</w:t>
+              <w:t>Так и задумано: открытие платное. Подтверждайте, только если будете звонить или писать</w:t>
             </w:r>
           </w:p>
         </w:tc>
@@ -3429,7 +3570,7 @@
                 <w:color w:val="1A1A1A"/>
                 <w:sz w:val="19"/>
               </w:rPr>
-              <w:t>Человек с высоким баллом уже работал у нас</w:t>
+              <w:t>Не получается скопировать письмо</w:t>
             </w:r>
           </w:p>
         </w:tc>
@@ -3445,7 +3586,41 @@
                 <w:color w:val="1A1A1A"/>
                 <w:sz w:val="19"/>
               </w:rPr>
-              <w:t>Видно в карточке: прошлые статусы и причина ухода. Решение — с руководителем подбора</w:t>
+              <w:t>Текст выделится сам — нажмите Ctrl+C</w:t>
+            </w:r>
+          </w:p>
+        </w:tc>
+      </w:tr>
+      <w:tr>
+        <w:tc>
+          <w:tcPr>
+            <w:tcW w:type="dxa" w:w="4873"/>
+          </w:tcPr>
+          <w:p>
+            <w:r/>
+            <w:r>
+              <w:rPr>
+                <w:rFonts w:ascii="Arial" w:hAnsi="Arial"/>
+                <w:color w:val="1A1A1A"/>
+                <w:sz w:val="19"/>
+              </w:rPr>
+              <w:t>Не хватает просмотров на сайте hh</w:t>
+            </w:r>
+          </w:p>
+        </w:tc>
+        <w:tc>
+          <w:tcPr>
+            <w:tcW w:type="dxa" w:w="4873"/>
+          </w:tcPr>
+          <w:p>
+            <w:r/>
+            <w:r>
+              <w:rPr>
+                <w:rFonts w:ascii="Arial" w:hAnsi="Arial"/>
+                <w:color w:val="1A1A1A"/>
+                <w:sz w:val="19"/>
+              </w:rPr>
+              <w:t>Портал днём их не тратит; сбор идёт в 18:00. Ручную загрузку согласуйте с руководителем</w:t>
             </w:r>
           </w:p>
         </w:tc>
@@ -3468,7 +3643,7 @@
           <w:color w:val="1E7B45"/>
           <w:sz w:val="30"/>
         </w:rPr>
-        <w:t>7. Что остаётся вашим и не автоматизируется</w:t>
+        <w:t>13. Что остаётся вашим</w:t>
       </w:r>
     </w:p>
     <w:p>
@@ -3481,7 +3656,7 @@
           <w:color w:val="1A1A1A"/>
           <w:sz w:val="22"/>
         </w:rPr>
-        <w:t>Оценка человека при встрече, разговор о мотивации, торг по деньгам, решение о найме. Агент экономит время на поиске и на слежении за рынком — то есть на том, что вы сейчас делаете руками по одной площадке. Всё, что требует суждения о человеке, остаётся за вами, и система устроена так, чтобы это было не декларацией, а техническим ограничением: у агента просто нет кнопки, которая отправляет письмо без вашего нажатия.</w:t>
+        <w:t>Оценка человека при встрече, разговор о мотивации, торг по деньгам, решение о найме. Агент экономит время на поиске и на слежении за рынком. Всё, что требует суждения о человеке, остаётся за вами, и это не декларация, а техническое ограничение: у агента нет кнопки, которая что-то делает с человеком без вашего нажатия.</w:t>
       </w:r>
     </w:p>
     <w:p>
@@ -3500,7 +3675,7 @@
           <w:color w:val="1E7B45"/>
           <w:sz w:val="30"/>
         </w:rPr>
-        <w:t>8. Словарь</w:t>
+        <w:t>14. Словарь</w:t>
       </w:r>
     </w:p>
     <w:p>
@@ -3522,7 +3697,7 @@
           <w:color w:val="1A1A1A"/>
           <w:sz w:val="22"/>
         </w:rPr>
-        <w:t xml:space="preserve"> — человек, которого агент видит на площадке, но с которым мы ещё не общались. Контактов в базе нет, есть ссылка на резюме.</w:t>
+        <w:t xml:space="preserve"> — человек, которого агент видит на площадке, но с которым мы ещё не работали. Контактов нет.</w:t>
       </w:r>
     </w:p>
     <w:p>
@@ -3544,7 +3719,7 @@
           <w:color w:val="1A1A1A"/>
           <w:sz w:val="22"/>
         </w:rPr>
-        <w:t xml:space="preserve"> — человек, с которым начали работать. У него карточка, контакты, статус и история.</w:t>
+        <w:t xml:space="preserve"> — человек, которого вы «Сохранили»: он в воронке, ему можно написать и открыть контакт.</w:t>
       </w:r>
     </w:p>
     <w:p>
@@ -3558,7 +3733,7 @@
           <w:color w:val="1A1A1A"/>
           <w:sz w:val="22"/>
         </w:rPr>
-        <w:t>Профиль роли</w:t>
+        <w:t>Портрет должности (профиль роли)</w:t>
       </w:r>
       <w:r>
         <w:rPr>
@@ -3566,7 +3741,7 @@
           <w:color w:val="1A1A1A"/>
           <w:sz w:val="22"/>
         </w:rPr>
-        <w:t xml:space="preserve"> — портрет специалиста по одной должности: требования, веса, ключевые слова, доноры, вилка, география.</w:t>
+        <w:t xml:space="preserve"> — требования, ключевые слова, доноры, география и веса для одной должности. По нему агент ищет и считает балл.</w:t>
       </w:r>
     </w:p>
     <w:p>
@@ -3588,7 +3763,7 @@
           <w:color w:val="1A1A1A"/>
           <w:sz w:val="22"/>
         </w:rPr>
-        <w:t xml:space="preserve"> — оценка соответствия человека профилю, от 0 до 100. Порядок просмотра, а не решение.</w:t>
+        <w:t xml:space="preserve"> — соответствие человека портрету, от 0 до 100. Порядок просмотра, а не решение.</w:t>
       </w:r>
     </w:p>
     <w:p>
@@ -3602,7 +3777,7 @@
           <w:color w:val="1A1A1A"/>
           <w:sz w:val="22"/>
         </w:rPr>
-        <w:t>Событие</w:t>
+        <w:t>Сигнал</w:t>
       </w:r>
       <w:r>
         <w:rPr>
@@ -3610,7 +3785,7 @@
           <w:color w:val="1A1A1A"/>
           <w:sz w:val="22"/>
         </w:rPr>
-        <w:t xml:space="preserve"> — изменение в резюме наблюдаемого человека.</w:t>
+        <w:t xml:space="preserve"> — карточка в «Обратите внимание»: новый сильный человек или изменение у того, за кем следим.</w:t>
       </w:r>
     </w:p>
     <w:p>
@@ -3632,7 +3807,7 @@
           <w:color w:val="1A1A1A"/>
           <w:sz w:val="22"/>
         </w:rPr>
-        <w:t xml:space="preserve"> — те, кто подходит, но не сейчас. Возвращаются напоминанием через три месяца.</w:t>
+        <w:t xml:space="preserve"> — кандидаты, которые подходят, но не сейчас.</w:t>
       </w:r>
     </w:p>
     <w:p>
@@ -3668,7 +3843,7 @@
           <w:color w:val="1A1A1A"/>
           <w:sz w:val="22"/>
         </w:rPr>
-        <w:t>Сводка</w:t>
+        <w:t>Дневной лимит просмотров</w:t>
       </w:r>
       <w:r>
         <w:rPr>
@@ -3676,7 +3851,29 @@
           <w:color w:val="1A1A1A"/>
           <w:sz w:val="22"/>
         </w:rPr>
-        <w:t xml:space="preserve"> — недельный разбор чата обучения, который агент присылает руководителю отдела персонала с предложениями и вопросами.</w:t>
+        <w:t xml:space="preserve"> — сколько полных резюме компания может открыть на hh за сутки (500). Общий для портала и сайта hh.</w:t>
+      </w:r>
+    </w:p>
+    <w:p>
+      <w:pPr>
+        <w:spacing w:after="120"/>
+      </w:pPr>
+      <w:r>
+        <w:rPr>
+          <w:rFonts w:ascii="Arial" w:hAnsi="Arial"/>
+          <w:b/>
+          <w:color w:val="1A1A1A"/>
+          <w:sz w:val="22"/>
+        </w:rPr>
+        <w:t>Недельная сводка</w:t>
+      </w:r>
+      <w:r>
+        <w:rPr>
+          <w:rFonts w:ascii="Arial" w:hAnsi="Arial"/>
+          <w:color w:val="1A1A1A"/>
+          <w:sz w:val="22"/>
+        </w:rPr>
+        <w:t xml:space="preserve"> — предложения агента по замечаниям из чата, решение по ним за руководителем.</w:t>
       </w:r>
     </w:p>
     <w:p>
@@ -3698,7 +3895,7 @@
           <w:color w:val="1A1A1A"/>
           <w:sz w:val="22"/>
         </w:rPr>
-        <w:t xml:space="preserve"> — всё, что меняли в профилях, порогах, весах и настройках: кто, когда, что было и что стало. По пятницам уходит отчётом руководителю отдела персонала и директору.</w:t>
+        <w:t xml:space="preserve"> — что меняли в работе агента: кто, когда, что было и что стало.</w:t>
       </w:r>
     </w:p>
     <w:p>
@@ -3712,7 +3909,7 @@
           <w:color w:val="1A1A1A"/>
           <w:sz w:val="22"/>
         </w:rPr>
-        <w:t>Полное досье</w:t>
+        <w:t>Журнал доступа</w:t>
       </w:r>
       <w:r>
         <w:rPr>
@@ -3720,51 +3917,7 @@
           <w:color w:val="1A1A1A"/>
           <w:sz w:val="22"/>
         </w:rPr>
-        <w:t xml:space="preserve"> — всё, что система собрала о человеке за годы наблюдения: версии резюме с датами, профили в сети, оценки по нескольким должностям, решения и журнал доступа. Выгружается в Word или PDF кнопкой в досье.</w:t>
-      </w:r>
-    </w:p>
-    <w:p>
-      <w:pPr>
-        <w:spacing w:after="120"/>
-      </w:pPr>
-      <w:r>
-        <w:rPr>
-          <w:rFonts w:ascii="Arial" w:hAnsi="Arial"/>
-          <w:b/>
-          <w:color w:val="1A1A1A"/>
-          <w:sz w:val="22"/>
-        </w:rPr>
-        <w:t>Веду особо</w:t>
-      </w:r>
-      <w:r>
-        <w:rPr>
-          <w:rFonts w:ascii="Arial" w:hAnsi="Arial"/>
-          <w:color w:val="1A1A1A"/>
-          <w:sz w:val="22"/>
-        </w:rPr>
-        <w:t xml:space="preserve"> — пометка на человеке, после которой уведомления приходят на любое изменение его резюме, независимо от балла.</w:t>
-      </w:r>
-    </w:p>
-    <w:p>
-      <w:pPr>
-        <w:spacing w:after="120"/>
-      </w:pPr>
-      <w:r>
-        <w:rPr>
-          <w:rFonts w:ascii="Arial" w:hAnsi="Arial"/>
-          <w:b/>
-          <w:color w:val="1A1A1A"/>
-          <w:sz w:val="22"/>
-        </w:rPr>
-        <w:t>Заявка</w:t>
-      </w:r>
-      <w:r>
-        <w:rPr>
-          <w:rFonts w:ascii="Arial" w:hAnsi="Arial"/>
-          <w:color w:val="1A1A1A"/>
-          <w:sz w:val="22"/>
-        </w:rPr>
-        <w:t xml:space="preserve"> — просьба руководителя подразделения о подборе; после согласования становится вакансией.</w:t>
+        <w:t xml:space="preserve"> — кто открывал контакты и выгружал досье.</w:t>
       </w:r>
     </w:p>
     <w:sectPr>

--- a/Мануал_рекрутера.docx
+++ b/Мануал_рекрутера.docx
@@ -119,7 +119,7 @@
           <w:color w:val="1A1A1A"/>
           <w:sz w:val="22"/>
         </w:rPr>
-        <w:t>«Портал Рувер.cmd»</w:t>
+        <w:t>«Портал Рувер.vbs»</w:t>
       </w:r>
       <w:r>
         <w:rPr>
@@ -127,37 +127,7 @@
           <w:color w:val="1A1A1A"/>
           <w:sz w:val="22"/>
         </w:rPr>
-        <w:t>. Первый раз Windows может спросить, доверять ли файлу: «Подробнее» → «Выполнить в любом случае».</w:t>
-      </w:r>
-    </w:p>
-    <w:p>
-      <w:pPr>
-        <w:pStyle w:val="ListNumber"/>
-      </w:pPr>
-      <w:r>
-        <w:rPr>
-          <w:rFonts w:ascii="Arial" w:hAnsi="Arial"/>
-          <w:color w:val="1A1A1A"/>
-          <w:sz w:val="22"/>
-        </w:rPr>
-        <w:t xml:space="preserve">Откроется свёрнутое окно </w:t>
-      </w:r>
-      <w:r>
-        <w:rPr>
-          <w:rFonts w:ascii="Arial" w:hAnsi="Arial"/>
-          <w:b/>
-          <w:color w:val="1A1A1A"/>
-          <w:sz w:val="22"/>
-        </w:rPr>
-        <w:t>«Туннель к порталу»</w:t>
-      </w:r>
-      <w:r>
-        <w:rPr>
-          <w:rFonts w:ascii="Arial" w:hAnsi="Arial"/>
-          <w:color w:val="1A1A1A"/>
-          <w:sz w:val="22"/>
-        </w:rPr>
-        <w:t xml:space="preserve"> — не закрывайте его, пока работаете. Затем откроется браузер с порталом. Не загрузилось — подождите пять секунд и нажмите F5.</w:t>
+        <w:t>. Через несколько секунд откроется браузер с порталом. Первый раз Windows может спросить, доверять ли файлу, — нажмите «Открыть» или «Выполнить». Страница не загрузилась — подождите пять секунд и нажмите F5.</w:t>
       </w:r>
     </w:p>
     <w:p>
@@ -183,7 +153,7 @@
           <w:color w:val="1A1A1A"/>
           <w:sz w:val="22"/>
         </w:rPr>
-        <w:t>Закончили — нажмите «Выйти» вверху справа и закройте окно «Туннель».</w:t>
+        <w:t>Закончили — нажмите «Выйти» вверху справа. Больше ничего закрывать не нужно: защищённая связь с порталом работает незаметно и сама закроется при выключении компьютера.</w:t>
       </w:r>
     </w:p>
     <w:p>
@@ -3348,7 +3318,7 @@
                 <w:color w:val="1A1A1A"/>
                 <w:sz w:val="19"/>
               </w:rPr>
-              <w:t>Проверьте, что окно «Туннель к порталу» открыто и есть интернет. Закройте его и запустите ярлык снова</w:t>
+              <w:t>Проверьте интернет и ещё раз дважды щёлкните «Портал Рувер.vbs». Не помогло — напишите руководителю отдела персонала</w:t>
             </w:r>
           </w:p>
         </w:tc>

--- a/Мануал_рекрутера.docx
+++ b/Мануал_рекрутера.docx
@@ -26,7 +26,7 @@
           <w:color w:val="1A1A1A"/>
           <w:sz w:val="22"/>
         </w:rPr>
-        <w:t>Внутренний документ. Версия 2.0 от 30.10.2026 — пробная версия портала. Для специалистов по подбору и руководителя отдела персонала.</w:t>
+        <w:t>Внутренний документ. Версия 2.1 от 30.10.2026 — пробная версия портала. Для специалистов по подбору и руководителя отдела персонала. Для начальников подразделений — отдельный «Мануал руководителя».</w:t>
       </w:r>
     </w:p>
     <w:p>
@@ -188,7 +188,7 @@
           <w:color w:val="1A1A1A"/>
           <w:sz w:val="22"/>
         </w:rPr>
-        <w:t>Рекрутер</w:t>
+        <w:t>Специалист отдела персонала</w:t>
       </w:r>
       <w:r>
         <w:rPr>
@@ -196,7 +196,7 @@
           <w:color w:val="1A1A1A"/>
           <w:sz w:val="22"/>
         </w:rPr>
-        <w:t xml:space="preserve"> работает со всей базой, ведёт людей, заводит вакансии и правит портреты должностей. </w:t>
+        <w:t xml:space="preserve"> работает со всей базой, ведёт людей, заводит вакансии, правит портреты должностей, запускает загрузку резюме и выдаёт коды первого входа руководителям. </w:t>
       </w:r>
       <w:r>
         <w:rPr>
@@ -213,7 +213,46 @@
           <w:color w:val="1A1A1A"/>
           <w:sz w:val="22"/>
         </w:rPr>
-        <w:t xml:space="preserve"> дополнительно утверждает версии портретов, принимает решения по недельной сводке и запускает загрузку резюме.</w:t>
+        <w:t xml:space="preserve"> дополнительно утверждает версии портретов, решает по недельной сводке и управляет доступом на вкладке «Доступ». </w:t>
+      </w:r>
+      <w:r>
+        <w:rPr>
+          <w:rFonts w:ascii="Arial" w:hAnsi="Arial"/>
+          <w:b/>
+          <w:color w:val="1A1A1A"/>
+          <w:sz w:val="22"/>
+        </w:rPr>
+        <w:t>Руководители подразделений</w:t>
+      </w:r>
+      <w:r>
+        <w:rPr>
+          <w:rFonts w:ascii="Arial" w:hAnsi="Arial"/>
+          <w:color w:val="1A1A1A"/>
+          <w:sz w:val="22"/>
+        </w:rPr>
+        <w:t xml:space="preserve"> работают в своём кабинете: видят только своё подразделение, без контактов, и передают понравившихся людей вам.</w:t>
+      </w:r>
+    </w:p>
+    <w:p>
+      <w:pPr>
+        <w:spacing w:after="120"/>
+      </w:pPr>
+      <w:r>
+        <w:rPr>
+          <w:rFonts w:ascii="Arial" w:hAnsi="Arial"/>
+          <w:b/>
+          <w:color w:val="1A1A1A"/>
+          <w:sz w:val="22"/>
+        </w:rPr>
+        <w:t>Первый вход по коду.</w:t>
+      </w:r>
+      <w:r>
+        <w:rPr>
+          <w:rFonts w:ascii="Arial" w:hAnsi="Arial"/>
+          <w:color w:val="1A1A1A"/>
+          <w:sz w:val="22"/>
+        </w:rPr>
+        <w:t xml:space="preserve"> Новому сотруднику отдел персонала выдаёт одноразовый код: «Доступ» → строка человека → «Выдать код». Код виден один раз — передайте его лично. Человек нажимает на входе «У меня есть код», вводит логин, код и свой пароль. Код действует 72 часа; новый код гасит прежний. Специалист выдаёт коды только руководителям, которые ещё не входили; остальным — руководитель отдела персонала.</w:t>
       </w:r>
     </w:p>
     <w:p>
@@ -721,10 +760,66 @@
       <w:r>
         <w:rPr>
           <w:rFonts w:ascii="Arial" w:hAnsi="Arial"/>
+          <w:b/>
           <w:color w:val="1A1A1A"/>
           <w:sz w:val="22"/>
         </w:rPr>
-        <w:t>Четыре блока сверху вниз по срочности. Число рядом с вкладкой — сколько всего ждёт вашего внимания.</w:t>
+        <w:t>Передали руководители.</w:t>
+      </w:r>
+      <w:r>
+        <w:rPr>
+          <w:rFonts w:ascii="Arial" w:hAnsi="Arial"/>
+          <w:color w:val="1A1A1A"/>
+          <w:sz w:val="22"/>
+        </w:rPr>
+        <w:t xml:space="preserve"> Первым блоком — люди, которых начальники подразделений передали в отдел персонала: кто передал, в какую вакансию, чем понравился. Специалист видит передачи по своим вакансиям, руководитель отдела персонала — все. </w:t>
+      </w:r>
+      <w:r>
+        <w:rPr>
+          <w:rFonts w:ascii="Arial" w:hAnsi="Arial"/>
+          <w:b/>
+          <w:color w:val="1A1A1A"/>
+          <w:sz w:val="22"/>
+        </w:rPr>
+        <w:t>«Взять в работу»</w:t>
+      </w:r>
+      <w:r>
+        <w:rPr>
+          <w:rFonts w:ascii="Arial" w:hAnsi="Arial"/>
+          <w:color w:val="1A1A1A"/>
+          <w:sz w:val="22"/>
+        </w:rPr>
+        <w:t xml:space="preserve"> — человек становится кандидатом этой вакансии, дальше как обычно: контакт по подтверждению, воронка. </w:t>
+      </w:r>
+      <w:r>
+        <w:rPr>
+          <w:rFonts w:ascii="Arial" w:hAnsi="Arial"/>
+          <w:b/>
+          <w:color w:val="1A1A1A"/>
+          <w:sz w:val="22"/>
+        </w:rPr>
+        <w:t>«Отклонить»</w:t>
+      </w:r>
+      <w:r>
+        <w:rPr>
+          <w:rFonts w:ascii="Arial" w:hAnsi="Arial"/>
+          <w:color w:val="1A1A1A"/>
+          <w:sz w:val="22"/>
+        </w:rPr>
+        <w:t xml:space="preserve"> — с причиной не короче 50 знаков, её увидит руководитель. Руководитель видит в своём кабинете, на каком этапе его человек.</w:t>
+      </w:r>
+    </w:p>
+    <w:p>
+      <w:pPr>
+        <w:spacing w:after="120"/>
+      </w:pPr>
+      <w:r>
+        <w:rPr>
+          <w:rFonts w:ascii="Arial" w:hAnsi="Arial"/>
+          <w:color w:val="1A1A1A"/>
+          <w:sz w:val="22"/>
+        </w:rPr>
+        <w:t>Дальше четыре блока сверху вниз по срочности. Число рядом с вкладкой — сколько всего ждёт вашего внимания.</w:t>
       </w:r>
     </w:p>
     <w:p>
@@ -1969,7 +2064,41 @@
           <w:color w:val="1A1A1A"/>
           <w:sz w:val="22"/>
         </w:rPr>
-        <w:t xml:space="preserve"> Вкладка «Вакансии» → «Новая вакансия»: должность из базы должностей (только с утверждённым портретом), число ставок, срок. Заявки из 1С и публикация на hh появятся позже.</w:t>
+        <w:t xml:space="preserve"> Вкладка «Вакансии» → «Новая вакансия»: должность из базы должностей (только с утверждённым портретом), число ставок, срок и два обязательных поля — </w:t>
+      </w:r>
+      <w:r>
+        <w:rPr>
+          <w:rFonts w:ascii="Arial" w:hAnsi="Arial"/>
+          <w:b/>
+          <w:color w:val="1A1A1A"/>
+          <w:sz w:val="22"/>
+        </w:rPr>
+        <w:t>ответственный HR</w:t>
+      </w:r>
+      <w:r>
+        <w:rPr>
+          <w:rFonts w:ascii="Arial" w:hAnsi="Arial"/>
+          <w:color w:val="1A1A1A"/>
+          <w:sz w:val="22"/>
+        </w:rPr>
+        <w:t xml:space="preserve"> (по умолчанию вы) и </w:t>
+      </w:r>
+      <w:r>
+        <w:rPr>
+          <w:rFonts w:ascii="Arial" w:hAnsi="Arial"/>
+          <w:b/>
+          <w:color w:val="1A1A1A"/>
+          <w:sz w:val="22"/>
+        </w:rPr>
+        <w:t>руководитель-заказчик</w:t>
+      </w:r>
+      <w:r>
+        <w:rPr>
+          <w:rFonts w:ascii="Arial" w:hAnsi="Arial"/>
+          <w:color w:val="1A1A1A"/>
+          <w:sz w:val="22"/>
+        </w:rPr>
+        <w:t xml:space="preserve"> (портал подставляет начальника подразделения этой должности; не нашёл — выберите вручную). Вакансию видит в своём кабинете руководитель этого подразделения, а передачи от него приходят ответственному. Заявки из 1С и публикация на hh появятся позже.</w:t>
       </w:r>
     </w:p>
     <w:p>
@@ -2844,7 +2973,7 @@
           <w:color w:val="1A1A1A"/>
           <w:sz w:val="22"/>
         </w:rPr>
-        <w:t xml:space="preserve"> Пишите всё, что заметили: замечание, рекомендацию, критику, вопрос. Сообщение не короче 40 знаков. Имена и контакты из текста вырезаются до того, как он попадёт к модели. Полезные примеры:</w:t>
+        <w:t xml:space="preserve"> Пишите всё, что заметили: замечание, рекомендацию, критику, вопрос. Сообщение не короче 40 знаков. Чат у каждого свой: ваши замечания видите вы, агент и руководитель — в недельной сводке. Имена и контакты из текста вырезаются до того, как он попадёт к модели. Полезные примеры:</w:t>
       </w:r>
     </w:p>
     <w:p>
@@ -3021,6 +3150,58 @@
     </w:p>
     <w:p>
       <w:pPr>
+        <w:pStyle w:val="ListNumber"/>
+      </w:pPr>
+      <w:r>
+        <w:rPr>
+          <w:rFonts w:ascii="Arial" w:hAnsi="Arial"/>
+          <w:color w:val="1A1A1A"/>
+          <w:sz w:val="22"/>
+        </w:rPr>
+        <w:t>По пятницам в 18:30 все замечания недели от всех сотрудников уходят руководителю сводкой — в Телеграм и на почту, без имён кандидатов и контактов.</w:t>
+      </w:r>
+    </w:p>
+    <w:p>
+      <w:pPr>
+        <w:spacing w:after="120"/>
+      </w:pPr>
+      <w:r>
+        <w:rPr>
+          <w:rFonts w:ascii="Arial" w:hAnsi="Arial"/>
+          <w:b/>
+          <w:color w:val="1A1A1A"/>
+          <w:sz w:val="22"/>
+        </w:rPr>
+        <w:t>Личные поправки и «мой балл».</w:t>
+      </w:r>
+      <w:r>
+        <w:rPr>
+          <w:rFonts w:ascii="Arial" w:hAnsi="Arial"/>
+          <w:color w:val="1A1A1A"/>
+          <w:sz w:val="22"/>
+        </w:rPr>
+        <w:t xml:space="preserve"> По вашим замечаниям агент предлагает поправку — например, «не считать слово „розница“». «Применить к моему баллу» — и в ваших списках появится колонка </w:t>
+      </w:r>
+      <w:r>
+        <w:rPr>
+          <w:rFonts w:ascii="Arial" w:hAnsi="Arial"/>
+          <w:b/>
+          <w:color w:val="1A1A1A"/>
+          <w:sz w:val="22"/>
+        </w:rPr>
+        <w:t>«Мой балл»</w:t>
+      </w:r>
+      <w:r>
+        <w:rPr>
+          <w:rFonts w:ascii="Arial" w:hAnsi="Arial"/>
+          <w:color w:val="1A1A1A"/>
+          <w:sz w:val="22"/>
+        </w:rPr>
+        <w:t>: балл с вашими поправками, сортировка по нему. У коллег ничего не меняется, общий балл тот же. Поправки можно задать и вручную: «Мои поправки» — слова плюсом и минусом, стоп-слова, свои веса. Одинаковую поправку у трёх и больше сотрудников агент выносит в сводку — общей она становится только после решения руководителя и утверждения портрета.</w:t>
+      </w:r>
+    </w:p>
+    <w:p>
+      <w:pPr>
         <w:spacing w:before="40" w:after="40"/>
       </w:pPr>
     </w:p>
@@ -3105,6 +3286,62 @@
           <w:color w:val="1A1A1A"/>
           <w:sz w:val="22"/>
         </w:rPr>
+        <w:t>Сообщения о загрузках.</w:t>
+      </w:r>
+      <w:r>
+        <w:rPr>
+          <w:rFonts w:ascii="Arial" w:hAnsi="Arial"/>
+          <w:color w:val="1A1A1A"/>
+          <w:sz w:val="22"/>
+        </w:rPr>
+        <w:t xml:space="preserve"> После каждой загрузки резюме — в 18:00, по кнопке, ночью с «Работы России» — портал присылает всем сотрудникам отдела персонала сообщение в колокольчик вверху: «прошла: просмотрено, новых, изменилось». Если загрузка не прошла, не началась по расписанию или зависла — красная полоса </w:t>
+      </w:r>
+      <w:r>
+        <w:rPr>
+          <w:rFonts w:ascii="Arial" w:hAnsi="Arial"/>
+          <w:b/>
+          <w:color w:val="1A1A1A"/>
+          <w:sz w:val="22"/>
+        </w:rPr>
+        <w:t>«требуется разбирательство»</w:t>
+      </w:r>
+      <w:r>
+        <w:rPr>
+          <w:rFonts w:ascii="Arial" w:hAnsi="Arial"/>
+          <w:color w:val="1A1A1A"/>
+          <w:sz w:val="22"/>
+        </w:rPr>
+        <w:t xml:space="preserve"> с причиной. Нажмите </w:t>
+      </w:r>
+      <w:r>
+        <w:rPr>
+          <w:rFonts w:ascii="Arial" w:hAnsi="Arial"/>
+          <w:b/>
+          <w:color w:val="1A1A1A"/>
+          <w:sz w:val="22"/>
+        </w:rPr>
+        <w:t>«Разбираюсь»</w:t>
+      </w:r>
+      <w:r>
+        <w:rPr>
+          <w:rFonts w:ascii="Arial" w:hAnsi="Arial"/>
+          <w:color w:val="1A1A1A"/>
+          <w:sz w:val="22"/>
+        </w:rPr>
+        <w:t xml:space="preserve"> — полоса снимется у всех, и коллеги увидят, кто взялся.</w:t>
+      </w:r>
+    </w:p>
+    <w:p>
+      <w:pPr>
+        <w:spacing w:after="120"/>
+      </w:pPr>
+      <w:r>
+        <w:rPr>
+          <w:rFonts w:ascii="Arial" w:hAnsi="Arial"/>
+          <w:b/>
+          <w:color w:val="1A1A1A"/>
+          <w:sz w:val="22"/>
+        </w:rPr>
         <w:t>Схема.</w:t>
       </w:r>
       <w:r>
@@ -3113,7 +3350,24 @@
           <w:color w:val="1A1A1A"/>
           <w:sz w:val="22"/>
         </w:rPr>
-        <w:t xml:space="preserve"> Как устроена работа агента и живые цифры: сколько резюме, карточек, кандидатов, действующих портретов и новых сигналов. Ниже — последние прогоны каждой задачи: сбор с hh, оценка, сигналы, фото, сводка, пересчёт по портрету — когда шли, сколько длились, чем закончились.</w:t>
+        <w:t xml:space="preserve"> Сверху — справка </w:t>
+      </w:r>
+      <w:r>
+        <w:rPr>
+          <w:rFonts w:ascii="Arial" w:hAnsi="Arial"/>
+          <w:b/>
+          <w:color w:val="1A1A1A"/>
+          <w:sz w:val="22"/>
+        </w:rPr>
+        <w:t>«Как работает портал»</w:t>
+      </w:r>
+      <w:r>
+        <w:rPr>
+          <w:rFonts w:ascii="Arial" w:hAnsi="Arial"/>
+          <w:color w:val="1A1A1A"/>
+          <w:sz w:val="22"/>
+        </w:rPr>
+        <w:t>: что он делает, кто что видит и может, правила, что умеет и чего не умеет. Ниже — как устроена работа агента и живые цифры: сколько резюме, карточек, кандидатов, действующих портретов и новых сигналов. Ниже — последние прогоны каждой задачи: сбор с hh, оценка, сигналы, фото, сводка, пересчёт по портрету — когда шли, сколько длились, чем закончились.</w:t>
       </w:r>
     </w:p>
     <w:p>
@@ -3145,7 +3399,7 @@
           <w:color w:val="1A1A1A"/>
           <w:sz w:val="22"/>
         </w:rPr>
-        <w:t>вход по учётной записи 1С — сейчас временные логины и пароли;</w:t>
+        <w:t>единый вход по учётной записи 1С — сейчас логин из 1С и свой пароль по одноразовому коду;</w:t>
       </w:r>
     </w:p>
     <w:p>
@@ -3158,20 +3412,7 @@
           <w:color w:val="1A1A1A"/>
           <w:sz w:val="22"/>
         </w:rPr>
-        <w:t>заявки из 1С, оргструктура, публикация вакансий на hh;</w:t>
-      </w:r>
-    </w:p>
-    <w:p>
-      <w:pPr>
-        <w:pStyle w:val="ListBullet"/>
-      </w:pPr>
-      <w:r>
-        <w:rPr>
-          <w:rFonts w:ascii="Arial" w:hAnsi="Arial"/>
-          <w:color w:val="1A1A1A"/>
-          <w:sz w:val="22"/>
-        </w:rPr>
-        <w:t>телеграм-бот для начальников отделов;</w:t>
+        <w:t>заявки из 1С и публикация вакансий на hh (оргструктура и сотрудники из 1С уже приходят);</w:t>
       </w:r>
     </w:p>
     <w:p>

--- a/Мануал_рекрутера.docx
+++ b/Мануал_рекрутера.docx
@@ -1465,7 +1465,7 @@
           <w:color w:val="1A1A1A"/>
           <w:sz w:val="22"/>
         </w:rPr>
-        <w:t>Слева резюме, справа разбор балла.</w:t>
+        <w:t>Отдельной вкладки у досье нет: оно открывается щелчком по имени или карточке человека — в «Сегодня», «Базе», подходящих к вакансии и воронке. Слева резюме, справа разбор балла.</w:t>
       </w:r>
     </w:p>
     <w:p>
